--- a/Received/lkg/lkg, english.docx
+++ b/Received/lkg/lkg, english.docx
@@ -25,7 +25,7 @@
         <mc:AlternateContent>
           <mc:Choice Requires="wps">
             <w:drawing>
-              <wp:anchor distT="45720" distB="45720" distL="114300" distR="114300" simplePos="0" relativeHeight="251856896" behindDoc="0" locked="0" layoutInCell="1" allowOverlap="1" wp14:anchorId="73E9407B" wp14:editId="565BAECF">
+              <wp:anchor distT="45720" distB="45720" distL="114300" distR="114300" simplePos="0" relativeHeight="251855872" behindDoc="0" locked="0" layoutInCell="1" allowOverlap="1" wp14:anchorId="73E9407B" wp14:editId="34C74751">
                 <wp:simplePos x="0" y="0"/>
                 <wp:positionH relativeFrom="column">
                   <wp:posOffset>5831637</wp:posOffset>
@@ -109,7 +109,7 @@
                 <v:stroke joinstyle="miter"/>
                 <v:path gradientshapeok="t" o:connecttype="rect"/>
               </v:shapetype>
-              <v:shape id="Text Box 2" o:spid="_x0000_s1026" type="#_x0000_t202" style="position:absolute;margin-left:459.2pt;margin-top:-3.15pt;width:70.65pt;height:110.6pt;z-index:251856896;visibility:visible;mso-wrap-style:square;mso-width-percent:0;mso-height-percent:200;mso-wrap-distance-left:9pt;mso-wrap-distance-top:3.6pt;mso-wrap-distance-right:9pt;mso-wrap-distance-bottom:3.6pt;mso-position-horizontal:absolute;mso-position-horizontal-relative:text;mso-position-vertical:absolute;mso-position-vertical-relative:text;mso-width-percent:0;mso-height-percent:200;mso-width-relative:margin;mso-height-relative:margin;v-text-anchor:top" o:gfxdata="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" filled="f" stroked="f">
+              <v:shape id="Text Box 2" o:spid="_x0000_s1026" type="#_x0000_t202" style="position:absolute;margin-left:459.2pt;margin-top:-3.15pt;width:70.65pt;height:110.6pt;z-index:251855872;visibility:visible;mso-wrap-style:square;mso-width-percent:0;mso-height-percent:200;mso-wrap-distance-left:9pt;mso-wrap-distance-top:3.6pt;mso-wrap-distance-right:9pt;mso-wrap-distance-bottom:3.6pt;mso-position-horizontal:absolute;mso-position-horizontal-relative:text;mso-position-vertical:absolute;mso-position-vertical-relative:text;mso-width-percent:0;mso-height-percent:200;mso-width-relative:margin;mso-height-relative:margin;v-text-anchor:top" o:gfxdata="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" filled="f" stroked="f">
                 <v:textbox style="mso-fit-shape-to-text:t">
                   <w:txbxContent>
                     <w:p>
@@ -149,7 +149,7 @@
         <mc:AlternateContent>
           <mc:Choice Requires="wps">
             <w:drawing>
-              <wp:anchor distT="0" distB="0" distL="114300" distR="114300" simplePos="0" relativeHeight="251854848" behindDoc="0" locked="0" layoutInCell="1" allowOverlap="1" wp14:anchorId="164E2C6B" wp14:editId="500AC9F4">
+              <wp:anchor distT="0" distB="0" distL="114300" distR="114300" simplePos="0" relativeHeight="251853824" behindDoc="0" locked="0" layoutInCell="1" allowOverlap="1" wp14:anchorId="164E2C6B" wp14:editId="27CD4504">
                 <wp:simplePos x="0" y="0"/>
                 <wp:positionH relativeFrom="margin">
                   <wp:posOffset>0</wp:posOffset>
@@ -218,7 +218,7 @@
           </mc:Choice>
           <mc:Fallback>
             <w:pict>
-              <v:rect w14:anchorId="6830D7EE" id="Rectangle 1" o:spid="_x0000_s1026" style="position:absolute;margin-left:0;margin-top:.65pt;width:37.75pt;height:46.05pt;z-index:251854848;visibility:visible;mso-wrap-style:square;mso-width-percent:0;mso-height-percent:0;mso-wrap-distance-left:9pt;mso-wrap-distance-top:0;mso-wrap-distance-right:9pt;mso-wrap-distance-bottom:0;mso-position-horizontal:absolute;mso-position-horizontal-relative:margin;mso-position-vertical:absolute;mso-position-vertical-relative:text;mso-width-percent:0;mso-height-percent:0;mso-width-relative:margin;mso-height-relative:margin;v-text-anchor:middle" o:gfxdata="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" stroked="f" strokeweight="2pt">
+              <v:rect w14:anchorId="77CA6AF8" id="Rectangle 1" o:spid="_x0000_s1026" style="position:absolute;margin-left:0;margin-top:.65pt;width:37.75pt;height:46.05pt;z-index:251853824;visibility:visible;mso-wrap-style:square;mso-width-percent:0;mso-height-percent:0;mso-wrap-distance-left:9pt;mso-wrap-distance-top:0;mso-wrap-distance-right:9pt;mso-wrap-distance-bottom:0;mso-position-horizontal:absolute;mso-position-horizontal-relative:margin;mso-position-vertical:absolute;mso-position-vertical-relative:text;mso-width-percent:0;mso-height-percent:0;mso-width-relative:margin;mso-height-relative:margin;v-text-anchor:middle" o:gfxdata="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" stroked="f" strokeweight="2pt">
                 <v:fill r:id="rId8" o:title="" recolor="t" rotate="t" type="frame"/>
                 <w10:wrap anchorx="margin"/>
               </v:rect>
@@ -530,25 +530,7 @@
           <w:sz w:val="24"/>
           <w:szCs w:val="24"/>
         </w:rPr>
-        <w:t xml:space="preserve"> </w:t>
-      </w:r>
-      <w:r>
-        <w:rPr>
-          <w:rFonts w:ascii="Times New Roman" w:hAnsi="Times New Roman" w:cs="Times New Roman"/>
-          <w:b/>
-          <w:sz w:val="24"/>
-          <w:szCs w:val="24"/>
-        </w:rPr>
-        <w:t>2</w:t>
-      </w:r>
-      <w:r>
-        <w:rPr>
-          <w:rFonts w:ascii="Times New Roman" w:hAnsi="Times New Roman" w:cs="Times New Roman"/>
-          <w:b/>
-          <w:sz w:val="24"/>
-          <w:szCs w:val="24"/>
-        </w:rPr>
-        <w:t xml:space="preserve"> hrs.</w:t>
+        <w:t xml:space="preserve"> 2 hrs.</w:t>
       </w:r>
       <w:r>
         <w:rPr>
@@ -670,16 +652,7 @@
           <w:sz w:val="28"/>
           <w:szCs w:val="28"/>
         </w:rPr>
-        <w:t xml:space="preserve"> </w:t>
-      </w:r>
-      <w:r>
-        <w:rPr>
-          <w:rFonts w:ascii="Times New Roman" w:hAnsi="Times New Roman" w:cs="Times New Roman"/>
-          <w:b/>
-          <w:sz w:val="28"/>
-          <w:szCs w:val="28"/>
-        </w:rPr>
-        <w:t>English</w:t>
+        <w:t xml:space="preserve"> English</w:t>
       </w:r>
     </w:p>
     <w:tbl>
@@ -781,12 +754,11 @@
               <w:rPr>
                 <w:rFonts w:ascii="Times New Roman" w:hAnsi="Times New Roman" w:cs="Times New Roman"/>
                 <w:noProof/>
-                <w:szCs w:val="22"/>
               </w:rPr>
               <mc:AlternateContent>
                 <mc:Choice Requires="wps">
                   <w:drawing>
-                    <wp:anchor distT="0" distB="0" distL="114300" distR="114300" simplePos="0" relativeHeight="251855872" behindDoc="0" locked="0" layoutInCell="1" allowOverlap="1" wp14:anchorId="48F2819D" wp14:editId="1A633410">
+                    <wp:anchor distT="0" distB="0" distL="114300" distR="114300" simplePos="0" relativeHeight="251854848" behindDoc="0" locked="0" layoutInCell="1" allowOverlap="1" wp14:anchorId="48F2819D" wp14:editId="08DD81C0">
                       <wp:simplePos x="0" y="0"/>
                       <wp:positionH relativeFrom="column">
                         <wp:posOffset>5427345</wp:posOffset>
@@ -855,7 +827,7 @@
                 </mc:Choice>
                 <mc:Fallback>
                   <w:pict>
-                    <v:rect w14:anchorId="196A55C5" id="Rectangle 2" o:spid="_x0000_s1026" style="position:absolute;margin-left:427.35pt;margin-top:8.15pt;width:86.25pt;height:34.35pt;z-index:251855872;visibility:visible;mso-wrap-style:square;mso-width-percent:0;mso-height-percent:0;mso-wrap-distance-left:9pt;mso-wrap-distance-top:0;mso-wrap-distance-right:9pt;mso-wrap-distance-bottom:0;mso-position-horizontal:absolute;mso-position-horizontal-relative:text;mso-position-vertical:absolute;mso-position-vertical-relative:text;mso-width-percent:0;mso-height-percent:0;mso-width-relative:page;mso-height-relative:margin;v-text-anchor:middle" o:gfxdata="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" fillcolor="white [3201]" strokecolor="black [3213]" strokeweight="2.25pt">
+                    <v:rect w14:anchorId="767851A3" id="Rectangle 2" o:spid="_x0000_s1026" style="position:absolute;margin-left:427.35pt;margin-top:8.15pt;width:86.25pt;height:34.35pt;z-index:251854848;visibility:visible;mso-wrap-style:square;mso-width-percent:0;mso-height-percent:0;mso-wrap-distance-left:9pt;mso-wrap-distance-top:0;mso-wrap-distance-right:9pt;mso-wrap-distance-bottom:0;mso-position-horizontal:absolute;mso-position-horizontal-relative:text;mso-position-vertical:absolute;mso-position-vertical-relative:text;mso-width-percent:0;mso-height-percent:0;mso-width-relative:page;mso-height-relative:margin;v-text-anchor:middle" o:gfxdata="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" fillcolor="white [3201]" strokecolor="black [3213]" strokeweight="2.25pt">
                       <v:path arrowok="t"/>
                     </v:rect>
                   </w:pict>
@@ -1075,74 +1047,134 @@
           <w:noProof/>
           <w:sz w:val="32"/>
           <w:szCs w:val="32"/>
-          <w:lang w:val="en-US" w:bidi="ne-NP"/>
         </w:rPr>
         <mc:AlternateContent>
-          <mc:Choice Requires="wps">
+          <mc:Choice Requires="wpg">
             <w:drawing>
-              <wp:anchor distT="0" distB="0" distL="114300" distR="114300" simplePos="0" relativeHeight="251659264" behindDoc="0" locked="0" layoutInCell="1" allowOverlap="1" wp14:anchorId="1A0BBE90" wp14:editId="1DDE16A9">
+              <wp:anchor distT="0" distB="0" distL="114300" distR="114300" simplePos="0" relativeHeight="251858944" behindDoc="0" locked="0" layoutInCell="1" allowOverlap="1" wp14:anchorId="78524033" wp14:editId="2932095D">
                 <wp:simplePos x="0" y="0"/>
-                <wp:positionH relativeFrom="margin">
-                  <wp:posOffset>685800</wp:posOffset>
+                <wp:positionH relativeFrom="column">
+                  <wp:posOffset>371475</wp:posOffset>
                 </wp:positionH>
                 <wp:positionV relativeFrom="paragraph">
-                  <wp:posOffset>345440</wp:posOffset>
+                  <wp:posOffset>40640</wp:posOffset>
                 </wp:positionV>
-                <wp:extent cx="3429000" cy="4080510"/>
+                <wp:extent cx="5203825" cy="4324350"/>
                 <wp:effectExtent l="0" t="0" r="0" b="0"/>
                 <wp:wrapNone/>
-                <wp:docPr id="1" name="Rectangle 1"/>
+                <wp:docPr id="2043674102" name="Group 101"/>
                 <wp:cNvGraphicFramePr/>
                 <a:graphic xmlns:a="http://schemas.openxmlformats.org/drawingml/2006/main">
-                  <a:graphicData uri="http://schemas.microsoft.com/office/word/2010/wordprocessingShape">
-                    <wps:wsp>
-                      <wps:cNvSpPr/>
-                      <wps:spPr>
+                  <a:graphicData uri="http://schemas.microsoft.com/office/word/2010/wordprocessingGroup">
+                    <wpg:wgp>
+                      <wpg:cNvGrpSpPr/>
+                      <wpg:grpSpPr>
                         <a:xfrm>
                           <a:off x="0" y="0"/>
-                          <a:ext cx="3429000" cy="4080510"/>
+                          <a:ext cx="5203825" cy="4324350"/>
+                          <a:chOff x="0" y="78785"/>
+                          <a:chExt cx="4698692" cy="3597865"/>
                         </a:xfrm>
-                        <a:prstGeom prst="rect">
-                          <a:avLst/>
-                        </a:prstGeom>
-                        <a:blipFill dpi="0" rotWithShape="1">
-                          <a:blip r:embed="rId9">
-                            <a:extLst>
-                              <a:ext uri="{28A0092B-C50C-407E-A947-70E740481C1C}">
-                                <a14:useLocalDpi xmlns:a14="http://schemas.microsoft.com/office/drawing/2010/main" val="0"/>
-                              </a:ext>
-                            </a:extLst>
-                          </a:blip>
-                          <a:srcRect/>
-                          <a:stretch>
-                            <a:fillRect l="-23054" t="-7003" r="-24184"/>
-                          </a:stretch>
-                        </a:blipFill>
-                        <a:ln>
-                          <a:noFill/>
-                        </a:ln>
-                      </wps:spPr>
-                      <wps:style>
-                        <a:lnRef idx="2">
-                          <a:schemeClr val="dk1"/>
-                        </a:lnRef>
-                        <a:fillRef idx="1">
-                          <a:schemeClr val="lt1"/>
-                        </a:fillRef>
-                        <a:effectRef idx="0">
-                          <a:schemeClr val="dk1"/>
-                        </a:effectRef>
-                        <a:fontRef idx="minor">
-                          <a:schemeClr val="dk1"/>
-                        </a:fontRef>
-                      </wps:style>
-                      <wps:bodyPr rot="0" spcFirstLastPara="0" vertOverflow="overflow" horzOverflow="overflow" vert="horz" wrap="square" lIns="91440" tIns="45720" rIns="91440" bIns="45720" numCol="1" spcCol="0" rtlCol="0" fromWordArt="0" anchor="ctr" anchorCtr="0" forceAA="0" compatLnSpc="1">
-                        <a:prstTxWarp prst="textNoShape">
-                          <a:avLst/>
-                        </a:prstTxWarp>
-                        <a:noAutofit/>
-                      </wps:bodyPr>
-                    </wps:wsp>
+                      </wpg:grpSpPr>
+                      <wps:wsp>
+                        <wps:cNvPr id="1814312958" name="Rectangle 1814312958"/>
+                        <wps:cNvSpPr/>
+                        <wps:spPr>
+                          <a:xfrm>
+                            <a:off x="2867" y="78785"/>
+                            <a:ext cx="4695825" cy="2438400"/>
+                          </a:xfrm>
+                          <a:prstGeom prst="rect">
+                            <a:avLst/>
+                          </a:prstGeom>
+                          <a:blipFill dpi="0" rotWithShape="1">
+                            <a:blip r:embed="rId9">
+                              <a:extLst>
+                                <a:ext uri="{28A0092B-C50C-407E-A947-70E740481C1C}">
+                                  <a14:useLocalDpi xmlns:a14="http://schemas.microsoft.com/office/drawing/2010/main" val="0"/>
+                                </a:ext>
+                              </a:extLst>
+                            </a:blip>
+                            <a:srcRect/>
+                            <a:stretch>
+                              <a:fillRect l="-26049" t="-19299" r="-24773" b="-175597"/>
+                            </a:stretch>
+                          </a:blipFill>
+                          <a:ln>
+                            <a:noFill/>
+                          </a:ln>
+                        </wps:spPr>
+                        <wps:style>
+                          <a:lnRef idx="2">
+                            <a:schemeClr val="dk1"/>
+                          </a:lnRef>
+                          <a:fillRef idx="1">
+                            <a:schemeClr val="lt1"/>
+                          </a:fillRef>
+                          <a:effectRef idx="0">
+                            <a:schemeClr val="dk1"/>
+                          </a:effectRef>
+                          <a:fontRef idx="minor">
+                            <a:schemeClr val="dk1"/>
+                          </a:fontRef>
+                        </wps:style>
+                        <wps:bodyPr rot="0" spcFirstLastPara="0" vertOverflow="overflow" horzOverflow="overflow" vert="horz" wrap="square" lIns="91440" tIns="45720" rIns="91440" bIns="45720" numCol="1" spcCol="0" rtlCol="0" fromWordArt="0" anchor="ctr" anchorCtr="0" forceAA="0" compatLnSpc="1">
+                          <a:prstTxWarp prst="textNoShape">
+                            <a:avLst/>
+                          </a:prstTxWarp>
+                          <a:noAutofit/>
+                        </wps:bodyPr>
+                      </wps:wsp>
+                      <wps:wsp>
+                        <wps:cNvPr id="249139602" name="Rectangle 249139602"/>
+                        <wps:cNvSpPr/>
+                        <wps:spPr>
+                          <a:xfrm>
+                            <a:off x="0" y="2305050"/>
+                            <a:ext cx="4695825" cy="1371600"/>
+                          </a:xfrm>
+                          <a:prstGeom prst="rect">
+                            <a:avLst/>
+                          </a:prstGeom>
+                          <a:blipFill dpi="0" rotWithShape="1">
+                            <a:blip r:embed="rId9">
+                              <a:extLst>
+                                <a:ext uri="{28A0092B-C50C-407E-A947-70E740481C1C}">
+                                  <a14:useLocalDpi xmlns:a14="http://schemas.microsoft.com/office/drawing/2010/main" val="0"/>
+                                </a:ext>
+                              </a:extLst>
+                            </a:blip>
+                            <a:srcRect/>
+                            <a:stretch>
+                              <a:fillRect l="-26049" t="-192885" r="-24773" b="-12251"/>
+                            </a:stretch>
+                          </a:blipFill>
+                          <a:ln>
+                            <a:noFill/>
+                          </a:ln>
+                        </wps:spPr>
+                        <wps:style>
+                          <a:lnRef idx="2">
+                            <a:schemeClr val="dk1"/>
+                          </a:lnRef>
+                          <a:fillRef idx="1">
+                            <a:schemeClr val="lt1"/>
+                          </a:fillRef>
+                          <a:effectRef idx="0">
+                            <a:schemeClr val="dk1"/>
+                          </a:effectRef>
+                          <a:fontRef idx="minor">
+                            <a:schemeClr val="dk1"/>
+                          </a:fontRef>
+                        </wps:style>
+                        <wps:bodyPr rot="0" spcFirstLastPara="0" vertOverflow="overflow" horzOverflow="overflow" vert="horz" wrap="square" lIns="91440" tIns="45720" rIns="91440" bIns="45720" numCol="1" spcCol="0" rtlCol="0" fromWordArt="0" anchor="ctr" anchorCtr="0" forceAA="0" compatLnSpc="1">
+                          <a:prstTxWarp prst="textNoShape">
+                            <a:avLst/>
+                          </a:prstTxWarp>
+                          <a:noAutofit/>
+                        </wps:bodyPr>
+                      </wps:wsp>
+                    </wpg:wgp>
                   </a:graphicData>
                 </a:graphic>
                 <wp14:sizeRelH relativeFrom="margin">
@@ -1156,10 +1188,14 @@
           </mc:Choice>
           <mc:Fallback>
             <w:pict>
-              <v:rect w14:anchorId="316D63C5" id="Rectangle 1" o:spid="_x0000_s1026" style="position:absolute;margin-left:54pt;margin-top:27.2pt;width:270pt;height:321.3pt;z-index:251659264;visibility:visible;mso-wrap-style:square;mso-width-percent:0;mso-height-percent:0;mso-wrap-distance-left:9pt;mso-wrap-distance-top:0;mso-wrap-distance-right:9pt;mso-wrap-distance-bottom:0;mso-position-horizontal:absolute;mso-position-horizontal-relative:margin;mso-position-vertical:absolute;mso-position-vertical-relative:text;mso-width-percent:0;mso-height-percent:0;mso-width-relative:margin;mso-height-relative:margin;v-text-anchor:middle" o:gfxdata="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" stroked="f" strokeweight="1pt">
-                <v:fill r:id="rId10" o:title="" recolor="t" rotate="t" type="frame"/>
-                <w10:wrap anchorx="margin"/>
-              </v:rect>
+              <v:group w14:anchorId="49F0FC37" id="Group 101" o:spid="_x0000_s1026" style="position:absolute;margin-left:29.25pt;margin-top:3.2pt;width:409.75pt;height:340.5pt;z-index:251858944;mso-width-relative:margin;mso-height-relative:margin" coordorigin=",787" coordsize="46986,35978" o:gfxdata="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">
+                <v:rect id="Rectangle 1814312958" o:spid="_x0000_s1027" style="position:absolute;left:28;top:787;width:46958;height:24384;visibility:visible;mso-wrap-style:square;v-text-anchor:middle" o:gfxdata="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" stroked="f" strokeweight="1pt">
+                  <v:fill r:id="rId10" o:title="" recolor="t" rotate="t" type="frame"/>
+                </v:rect>
+                <v:rect id="Rectangle 249139602" o:spid="_x0000_s1028" style="position:absolute;top:23050;width:46958;height:13716;visibility:visible;mso-wrap-style:square;v-text-anchor:middle" o:gfxdata="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" stroked="f" strokeweight="1pt">
+                  <v:fill r:id="rId10" o:title="" recolor="t" rotate="t" type="frame"/>
+                </v:rect>
+              </v:group>
             </w:pict>
           </mc:Fallback>
         </mc:AlternateContent>
@@ -1316,6 +1352,33 @@
         </w:rPr>
         <w:t>[4]</w:t>
       </w:r>
+    </w:p>
+    <w:p>
+      <w:pPr>
+        <w:rPr>
+          <w:rFonts w:ascii="Times New Roman" w:hAnsi="Times New Roman" w:cs="Times New Roman"/>
+          <w:sz w:val="32"/>
+          <w:szCs w:val="32"/>
+        </w:rPr>
+      </w:pPr>
+    </w:p>
+    <w:p>
+      <w:pPr>
+        <w:rPr>
+          <w:rFonts w:ascii="Times New Roman" w:hAnsi="Times New Roman" w:cs="Times New Roman"/>
+          <w:sz w:val="32"/>
+          <w:szCs w:val="32"/>
+        </w:rPr>
+      </w:pPr>
+    </w:p>
+    <w:p>
+      <w:pPr>
+        <w:rPr>
+          <w:rFonts w:ascii="Times New Roman" w:hAnsi="Times New Roman" w:cs="Times New Roman"/>
+          <w:sz w:val="32"/>
+          <w:szCs w:val="32"/>
+        </w:rPr>
+      </w:pPr>
       <w:r>
         <w:rPr>
           <w:rFonts w:ascii="Times New Roman" w:hAnsi="Times New Roman" w:cs="Times New Roman"/>
@@ -1327,18 +1390,18 @@
         <mc:AlternateContent>
           <mc:Choice Requires="wps">
             <w:drawing>
-              <wp:anchor distT="0" distB="0" distL="114300" distR="114300" simplePos="0" relativeHeight="251668480" behindDoc="0" locked="0" layoutInCell="1" allowOverlap="1" wp14:anchorId="6D2B759D" wp14:editId="374BF92E">
+              <wp:anchor distT="0" distB="0" distL="114300" distR="114300" simplePos="0" relativeHeight="251665408" behindDoc="0" locked="0" layoutInCell="1" allowOverlap="1" wp14:anchorId="78A317F9" wp14:editId="19647D60">
                 <wp:simplePos x="0" y="0"/>
                 <wp:positionH relativeFrom="column">
-                  <wp:posOffset>1436915</wp:posOffset>
+                  <wp:posOffset>1452880</wp:posOffset>
                 </wp:positionH>
                 <wp:positionV relativeFrom="paragraph">
-                  <wp:posOffset>1451247</wp:posOffset>
+                  <wp:posOffset>335280</wp:posOffset>
                 </wp:positionV>
                 <wp:extent cx="984380" cy="4665"/>
                 <wp:effectExtent l="0" t="0" r="25400" b="33655"/>
                 <wp:wrapNone/>
-                <wp:docPr id="6" name="Straight Connector 6"/>
+                <wp:docPr id="5" name="Straight Connector 5"/>
                 <wp:cNvGraphicFramePr/>
                 <a:graphic xmlns:a="http://schemas.openxmlformats.org/drawingml/2006/main">
                   <a:graphicData uri="http://schemas.microsoft.com/office/word/2010/wordprocessingShape">
@@ -1382,7 +1445,7 @@
           </mc:Choice>
           <mc:Fallback>
             <w:pict>
-              <v:line w14:anchorId="13666429" id="Straight Connector 6" o:spid="_x0000_s1026" style="position:absolute;flip:y;z-index:251668480;visibility:visible;mso-wrap-style:square;mso-width-percent:0;mso-height-percent:0;mso-wrap-distance-left:9pt;mso-wrap-distance-top:0;mso-wrap-distance-right:9pt;mso-wrap-distance-bottom:0;mso-position-horizontal:absolute;mso-position-horizontal-relative:text;mso-position-vertical:absolute;mso-position-vertical-relative:text;mso-width-percent:0;mso-height-percent:0;mso-width-relative:margin;mso-height-relative:margin" from="113.15pt,114.25pt" to="190.65pt,114.6pt" o:gfxdata="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" strokecolor="black [3200]" strokeweight="1pt">
+              <v:line w14:anchorId="0F33F8C2" id="Straight Connector 5" o:spid="_x0000_s1026" style="position:absolute;flip:y;z-index:251665408;visibility:visible;mso-wrap-style:square;mso-width-percent:0;mso-height-percent:0;mso-wrap-distance-left:9pt;mso-wrap-distance-top:0;mso-wrap-distance-right:9pt;mso-wrap-distance-bottom:0;mso-position-horizontal:absolute;mso-position-horizontal-relative:text;mso-position-vertical:absolute;mso-position-vertical-relative:text;mso-width-percent:0;mso-height-percent:0;mso-width-relative:margin;mso-height-relative:margin" from="114.4pt,26.4pt" to="191.9pt,26.75pt" o:gfxdata="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" strokecolor="black [3200]" strokeweight="1pt">
                 <v:stroke joinstyle="miter"/>
               </v:line>
             </w:pict>
@@ -1400,18 +1463,18 @@
         <mc:AlternateContent>
           <mc:Choice Requires="wps">
             <w:drawing>
-              <wp:anchor distT="0" distB="0" distL="114300" distR="114300" simplePos="0" relativeHeight="251666432" behindDoc="0" locked="0" layoutInCell="1" allowOverlap="1" wp14:anchorId="78A317F9" wp14:editId="23DBA97D">
+              <wp:anchor distT="0" distB="0" distL="114300" distR="114300" simplePos="0" relativeHeight="251659264" behindDoc="0" locked="0" layoutInCell="1" allowOverlap="1" wp14:anchorId="0CC65BCE" wp14:editId="747B8FE6">
                 <wp:simplePos x="0" y="0"/>
                 <wp:positionH relativeFrom="column">
-                  <wp:posOffset>2653393</wp:posOffset>
+                  <wp:posOffset>3147060</wp:posOffset>
                 </wp:positionH>
                 <wp:positionV relativeFrom="paragraph">
-                  <wp:posOffset>1149168</wp:posOffset>
+                  <wp:posOffset>331470</wp:posOffset>
                 </wp:positionV>
-                <wp:extent cx="984380" cy="4665"/>
-                <wp:effectExtent l="0" t="0" r="25400" b="33655"/>
+                <wp:extent cx="1174172" cy="0"/>
+                <wp:effectExtent l="0" t="0" r="26035" b="19050"/>
                 <wp:wrapNone/>
-                <wp:docPr id="5" name="Straight Connector 5"/>
+                <wp:docPr id="2" name="Straight Connector 2"/>
                 <wp:cNvGraphicFramePr/>
                 <a:graphic xmlns:a="http://schemas.openxmlformats.org/drawingml/2006/main">
                   <a:graphicData uri="http://schemas.microsoft.com/office/word/2010/wordprocessingShape">
@@ -1420,7 +1483,7 @@
                       <wps:spPr>
                         <a:xfrm flipV="1">
                           <a:off x="0" y="0"/>
-                          <a:ext cx="984380" cy="4665"/>
+                          <a:ext cx="1174172" cy="0"/>
                         </a:xfrm>
                         <a:prstGeom prst="line">
                           <a:avLst/>
@@ -1455,13 +1518,31 @@
           </mc:Choice>
           <mc:Fallback>
             <w:pict>
-              <v:line w14:anchorId="1D8A7D17" id="Straight Connector 5" o:spid="_x0000_s1026" style="position:absolute;flip:y;z-index:251666432;visibility:visible;mso-wrap-style:square;mso-width-percent:0;mso-height-percent:0;mso-wrap-distance-left:9pt;mso-wrap-distance-top:0;mso-wrap-distance-right:9pt;mso-wrap-distance-bottom:0;mso-position-horizontal:absolute;mso-position-horizontal-relative:text;mso-position-vertical:absolute;mso-position-vertical-relative:text;mso-width-percent:0;mso-height-percent:0;mso-width-relative:margin;mso-height-relative:margin" from="208.95pt,90.5pt" to="286.45pt,90.85pt" o:gfxdata="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" strokecolor="black [3200]" strokeweight="1pt">
+              <v:line w14:anchorId="632BD627" id="Straight Connector 2" o:spid="_x0000_s1026" style="position:absolute;flip:y;z-index:251659264;visibility:visible;mso-wrap-style:square;mso-width-percent:0;mso-height-percent:0;mso-wrap-distance-left:9pt;mso-wrap-distance-top:0;mso-wrap-distance-right:9pt;mso-wrap-distance-bottom:0;mso-position-horizontal:absolute;mso-position-horizontal-relative:text;mso-position-vertical:absolute;mso-position-vertical-relative:text;mso-width-percent:0;mso-height-percent:0;mso-width-relative:margin;mso-height-relative:margin" from="247.8pt,26.1pt" to="340.25pt,26.1pt" o:gfxdata="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" strokecolor="black [3200]" strokeweight="1pt">
                 <v:stroke joinstyle="miter"/>
               </v:line>
             </w:pict>
           </mc:Fallback>
         </mc:AlternateContent>
       </w:r>
+    </w:p>
+    <w:p>
+      <w:pPr>
+        <w:rPr>
+          <w:rFonts w:ascii="Times New Roman" w:hAnsi="Times New Roman" w:cs="Times New Roman"/>
+          <w:sz w:val="32"/>
+          <w:szCs w:val="32"/>
+        </w:rPr>
+      </w:pPr>
+    </w:p>
+    <w:p>
+      <w:pPr>
+        <w:rPr>
+          <w:rFonts w:ascii="Times New Roman" w:hAnsi="Times New Roman" w:cs="Times New Roman"/>
+          <w:sz w:val="32"/>
+          <w:szCs w:val="32"/>
+        </w:rPr>
+      </w:pPr>
       <w:r>
         <w:rPr>
           <w:rFonts w:ascii="Times New Roman" w:hAnsi="Times New Roman" w:cs="Times New Roman"/>
@@ -1473,13 +1554,13 @@
         <mc:AlternateContent>
           <mc:Choice Requires="wps">
             <w:drawing>
-              <wp:anchor distT="0" distB="0" distL="114300" distR="114300" simplePos="0" relativeHeight="251662336" behindDoc="0" locked="0" layoutInCell="1" allowOverlap="1" wp14:anchorId="3D01E7F8" wp14:editId="0D2CDA7B">
+              <wp:anchor distT="0" distB="0" distL="114300" distR="114300" simplePos="0" relativeHeight="251661312" behindDoc="0" locked="0" layoutInCell="1" allowOverlap="1" wp14:anchorId="3D01E7F8" wp14:editId="354BC74A">
                 <wp:simplePos x="0" y="0"/>
                 <wp:positionH relativeFrom="column">
-                  <wp:posOffset>1446984</wp:posOffset>
+                  <wp:posOffset>3331845</wp:posOffset>
                 </wp:positionH>
                 <wp:positionV relativeFrom="paragraph">
-                  <wp:posOffset>1150348</wp:posOffset>
+                  <wp:posOffset>276225</wp:posOffset>
                 </wp:positionV>
                 <wp:extent cx="984380" cy="4665"/>
                 <wp:effectExtent l="0" t="0" r="25400" b="33655"/>
@@ -1528,7 +1609,7 @@
           </mc:Choice>
           <mc:Fallback>
             <w:pict>
-              <v:line w14:anchorId="5CE65AF9" id="Straight Connector 3" o:spid="_x0000_s1026" style="position:absolute;flip:y;z-index:251662336;visibility:visible;mso-wrap-style:square;mso-width-percent:0;mso-height-percent:0;mso-wrap-distance-left:9pt;mso-wrap-distance-top:0;mso-wrap-distance-right:9pt;mso-wrap-distance-bottom:0;mso-position-horizontal:absolute;mso-position-horizontal-relative:text;mso-position-vertical:absolute;mso-position-vertical-relative:text;mso-width-percent:0;mso-height-percent:0;mso-width-relative:margin;mso-height-relative:margin" from="113.95pt,90.6pt" to="191.45pt,90.95pt" o:gfxdata="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" strokecolor="black [3200]" strokeweight="1pt">
+              <v:line w14:anchorId="27F2C6EB" id="Straight Connector 3" o:spid="_x0000_s1026" style="position:absolute;flip:y;z-index:251661312;visibility:visible;mso-wrap-style:square;mso-width-percent:0;mso-height-percent:0;mso-wrap-distance-left:9pt;mso-wrap-distance-top:0;mso-wrap-distance-right:9pt;mso-wrap-distance-bottom:0;mso-position-horizontal:absolute;mso-position-horizontal-relative:text;mso-position-vertical:absolute;mso-position-vertical-relative:text;mso-width-percent:0;mso-height-percent:0;mso-width-relative:margin;mso-height-relative:margin" from="262.35pt,21.75pt" to="339.85pt,22.1pt" o:gfxdata="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" strokecolor="black [3200]" strokeweight="1pt">
                 <v:stroke joinstyle="miter"/>
               </v:line>
             </w:pict>
@@ -1546,18 +1627,18 @@
         <mc:AlternateContent>
           <mc:Choice Requires="wps">
             <w:drawing>
-              <wp:anchor distT="0" distB="0" distL="114300" distR="114300" simplePos="0" relativeHeight="251660288" behindDoc="0" locked="0" layoutInCell="1" allowOverlap="1" wp14:anchorId="0CC65BCE" wp14:editId="30BCAD60">
+              <wp:anchor distT="0" distB="0" distL="114300" distR="114300" simplePos="0" relativeHeight="251667456" behindDoc="0" locked="0" layoutInCell="1" allowOverlap="1" wp14:anchorId="6D2B759D" wp14:editId="61A8D178">
                 <wp:simplePos x="0" y="0"/>
                 <wp:positionH relativeFrom="column">
-                  <wp:posOffset>1880755</wp:posOffset>
+                  <wp:posOffset>1264920</wp:posOffset>
                 </wp:positionH>
                 <wp:positionV relativeFrom="paragraph">
-                  <wp:posOffset>821632</wp:posOffset>
+                  <wp:posOffset>358140</wp:posOffset>
                 </wp:positionV>
-                <wp:extent cx="1174172" cy="0"/>
-                <wp:effectExtent l="0" t="0" r="26035" b="19050"/>
+                <wp:extent cx="984250" cy="4445"/>
+                <wp:effectExtent l="0" t="0" r="25400" b="33655"/>
                 <wp:wrapNone/>
-                <wp:docPr id="2" name="Straight Connector 2"/>
+                <wp:docPr id="6" name="Straight Connector 6"/>
                 <wp:cNvGraphicFramePr/>
                 <a:graphic xmlns:a="http://schemas.openxmlformats.org/drawingml/2006/main">
                   <a:graphicData uri="http://schemas.microsoft.com/office/word/2010/wordprocessingShape">
@@ -1566,7 +1647,7 @@
                       <wps:spPr>
                         <a:xfrm flipV="1">
                           <a:off x="0" y="0"/>
-                          <a:ext cx="1174172" cy="0"/>
+                          <a:ext cx="984250" cy="4445"/>
                         </a:xfrm>
                         <a:prstGeom prst="line">
                           <a:avLst/>
@@ -1601,58 +1682,13 @@
           </mc:Choice>
           <mc:Fallback>
             <w:pict>
-              <v:line w14:anchorId="304845B0" id="Straight Connector 2" o:spid="_x0000_s1026" style="position:absolute;flip:y;z-index:251660288;visibility:visible;mso-wrap-style:square;mso-width-percent:0;mso-height-percent:0;mso-wrap-distance-left:9pt;mso-wrap-distance-top:0;mso-wrap-distance-right:9pt;mso-wrap-distance-bottom:0;mso-position-horizontal:absolute;mso-position-horizontal-relative:text;mso-position-vertical:absolute;mso-position-vertical-relative:text;mso-width-percent:0;mso-height-percent:0;mso-width-relative:margin;mso-height-relative:margin" from="148.1pt,64.7pt" to="240.55pt,64.7pt" o:gfxdata="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" strokecolor="black [3200]" strokeweight="1pt">
+              <v:line w14:anchorId="1C0D534A" id="Straight Connector 6" o:spid="_x0000_s1026" style="position:absolute;flip:y;z-index:251667456;visibility:visible;mso-wrap-style:square;mso-width-percent:0;mso-height-percent:0;mso-wrap-distance-left:9pt;mso-wrap-distance-top:0;mso-wrap-distance-right:9pt;mso-wrap-distance-bottom:0;mso-position-horizontal:absolute;mso-position-horizontal-relative:text;mso-position-vertical:absolute;mso-position-vertical-relative:text;mso-width-percent:0;mso-height-percent:0;mso-width-relative:margin;mso-height-relative:margin" from="99.6pt,28.2pt" to="177.1pt,28.55pt" o:gfxdata="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" strokecolor="black [3200]" strokeweight="1pt">
                 <v:stroke joinstyle="miter"/>
               </v:line>
             </w:pict>
           </mc:Fallback>
         </mc:AlternateContent>
       </w:r>
-    </w:p>
-    <w:p>
-      <w:pPr>
-        <w:rPr>
-          <w:rFonts w:ascii="Times New Roman" w:hAnsi="Times New Roman" w:cs="Times New Roman"/>
-          <w:sz w:val="32"/>
-          <w:szCs w:val="32"/>
-        </w:rPr>
-      </w:pPr>
-    </w:p>
-    <w:p>
-      <w:pPr>
-        <w:rPr>
-          <w:rFonts w:ascii="Times New Roman" w:hAnsi="Times New Roman" w:cs="Times New Roman"/>
-          <w:sz w:val="32"/>
-          <w:szCs w:val="32"/>
-        </w:rPr>
-      </w:pPr>
-    </w:p>
-    <w:p>
-      <w:pPr>
-        <w:rPr>
-          <w:rFonts w:ascii="Times New Roman" w:hAnsi="Times New Roman" w:cs="Times New Roman"/>
-          <w:sz w:val="32"/>
-          <w:szCs w:val="32"/>
-        </w:rPr>
-      </w:pPr>
-    </w:p>
-    <w:p>
-      <w:pPr>
-        <w:rPr>
-          <w:rFonts w:ascii="Times New Roman" w:hAnsi="Times New Roman" w:cs="Times New Roman"/>
-          <w:sz w:val="32"/>
-          <w:szCs w:val="32"/>
-        </w:rPr>
-      </w:pPr>
-    </w:p>
-    <w:p>
-      <w:pPr>
-        <w:rPr>
-          <w:rFonts w:ascii="Times New Roman" w:hAnsi="Times New Roman" w:cs="Times New Roman"/>
-          <w:sz w:val="32"/>
-          <w:szCs w:val="32"/>
-        </w:rPr>
-      </w:pPr>
     </w:p>
     <w:p>
       <w:pPr>
@@ -1746,16 +1782,16 @@
         <mc:AlternateContent>
           <mc:Choice Requires="wps">
             <w:drawing>
-              <wp:anchor distT="0" distB="0" distL="114300" distR="114300" simplePos="0" relativeHeight="251667455" behindDoc="0" locked="0" layoutInCell="1" allowOverlap="1" wp14:anchorId="515416EA" wp14:editId="6B4B6680">
+              <wp:anchor distT="0" distB="0" distL="114300" distR="114300" simplePos="0" relativeHeight="251666431" behindDoc="0" locked="0" layoutInCell="1" allowOverlap="1" wp14:anchorId="515416EA" wp14:editId="2EF64A65">
                 <wp:simplePos x="0" y="0"/>
                 <wp:positionH relativeFrom="column">
-                  <wp:posOffset>400049</wp:posOffset>
+                  <wp:posOffset>476250</wp:posOffset>
                 </wp:positionH>
                 <wp:positionV relativeFrom="page">
-                  <wp:posOffset>7553325</wp:posOffset>
+                  <wp:posOffset>7486650</wp:posOffset>
                 </wp:positionV>
-                <wp:extent cx="4924425" cy="2905125"/>
-                <wp:effectExtent l="0" t="0" r="9525" b="9525"/>
+                <wp:extent cx="5505450" cy="2828925"/>
+                <wp:effectExtent l="0" t="0" r="0" b="9525"/>
                 <wp:wrapNone/>
                 <wp:docPr id="7" name="Rectangle: Rounded Corners 7"/>
                 <wp:cNvGraphicFramePr/>
@@ -1766,7 +1802,7 @@
                       <wps:spPr>
                         <a:xfrm>
                           <a:off x="0" y="0"/>
-                          <a:ext cx="4924425" cy="2905125"/>
+                          <a:ext cx="5505450" cy="2828925"/>
                         </a:xfrm>
                         <a:prstGeom prst="roundRect">
                           <a:avLst>
@@ -1780,10 +1816,10 @@
                                 <a14:imgProps xmlns:a14="http://schemas.microsoft.com/office/drawing/2010/main">
                                   <a14:imgLayer r:embed="rId12">
                                     <a14:imgEffect>
-                                      <a14:sharpenSoften amount="50000"/>
+                                      <a14:sharpenSoften amount="-25000"/>
                                     </a14:imgEffect>
                                     <a14:imgEffect>
-                                      <a14:brightnessContrast bright="40000" contrast="-40000"/>
+                                      <a14:brightnessContrast bright="20000" contrast="-40000"/>
                                     </a14:imgEffect>
                                   </a14:imgLayer>
                                 </a14:imgProps>
@@ -1795,7 +1831,7 @@
                           </a:blip>
                           <a:srcRect/>
                           <a:stretch>
-                            <a:fillRect l="-5444" r="-2876"/>
+                            <a:fillRect l="-7028" t="-5838" r="-4103" b="-8030"/>
                           </a:stretch>
                         </a:blipFill>
                         <a:ln>
@@ -1848,7 +1884,7 @@
           </mc:Choice>
           <mc:Fallback>
             <w:pict>
-              <v:roundrect w14:anchorId="515416EA" id="Rectangle: Rounded Corners 7" o:spid="_x0000_s1027" style="position:absolute;margin-left:31.5pt;margin-top:594.75pt;width:387.75pt;height:228.75pt;z-index:251667455;visibility:visible;mso-wrap-style:square;mso-width-percent:0;mso-height-percent:0;mso-wrap-distance-left:9pt;mso-wrap-distance-top:0;mso-wrap-distance-right:9pt;mso-wrap-distance-bottom:0;mso-position-horizontal:absolute;mso-position-horizontal-relative:text;mso-position-vertical:absolute;mso-position-vertical-relative:page;mso-width-percent:0;mso-height-percent:0;mso-width-relative:margin;mso-height-relative:margin;v-text-anchor:middle" arcsize="0" o:gfxdata="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" stroked="f" strokeweight="1pt">
+              <v:roundrect w14:anchorId="515416EA" id="Rectangle: Rounded Corners 7" o:spid="_x0000_s1027" style="position:absolute;margin-left:37.5pt;margin-top:589.5pt;width:433.5pt;height:222.75pt;z-index:251666431;visibility:visible;mso-wrap-style:square;mso-width-percent:0;mso-height-percent:0;mso-wrap-distance-left:9pt;mso-wrap-distance-top:0;mso-wrap-distance-right:9pt;mso-wrap-distance-bottom:0;mso-position-horizontal:absolute;mso-position-horizontal-relative:text;mso-position-vertical:absolute;mso-position-vertical-relative:page;mso-width-percent:0;mso-height-percent:0;mso-width-relative:margin;mso-height-relative:margin;v-text-anchor:middle" arcsize="0" o:gfxdata="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" stroked="f" strokeweight="1pt">
                 <v:fill r:id="rId13" o:title="" recolor="t" rotate="t" type="frame"/>
                 <v:stroke joinstyle="miter"/>
                 <v:textbox>
@@ -2033,6 +2069,163 @@
           <w:szCs w:val="32"/>
         </w:rPr>
       </w:pPr>
+      <w:r>
+        <w:rPr>
+          <w:rFonts w:ascii="Times New Roman" w:hAnsi="Times New Roman" w:cs="Times New Roman"/>
+          <w:noProof/>
+          <w:sz w:val="32"/>
+          <w:szCs w:val="32"/>
+        </w:rPr>
+        <mc:AlternateContent>
+          <mc:Choice Requires="wps">
+            <w:drawing>
+              <wp:anchor distT="45720" distB="45720" distL="114300" distR="114300" simplePos="0" relativeHeight="251860992" behindDoc="0" locked="0" layoutInCell="1" allowOverlap="1" wp14:anchorId="5336D241" wp14:editId="36CBC4F2">
+                <wp:simplePos x="0" y="0"/>
+                <wp:positionH relativeFrom="column">
+                  <wp:posOffset>4084320</wp:posOffset>
+                </wp:positionH>
+                <wp:positionV relativeFrom="paragraph">
+                  <wp:posOffset>396875</wp:posOffset>
+                </wp:positionV>
+                <wp:extent cx="542925" cy="394970"/>
+                <wp:effectExtent l="76200" t="133350" r="66675" b="138430"/>
+                <wp:wrapSquare wrapText="bothSides"/>
+                <wp:docPr id="217" name="Text Box 2"/>
+                <wp:cNvGraphicFramePr>
+                  <a:graphicFrameLocks xmlns:a="http://schemas.openxmlformats.org/drawingml/2006/main"/>
+                </wp:cNvGraphicFramePr>
+                <a:graphic xmlns:a="http://schemas.openxmlformats.org/drawingml/2006/main">
+                  <a:graphicData uri="http://schemas.microsoft.com/office/word/2010/wordprocessingShape">
+                    <wps:wsp>
+                      <wps:cNvSpPr txBox="1">
+                        <a:spLocks noChangeArrowheads="1"/>
+                      </wps:cNvSpPr>
+                      <wps:spPr bwMode="auto">
+                        <a:xfrm rot="19322048">
+                          <a:off x="0" y="0"/>
+                          <a:ext cx="542925" cy="394970"/>
+                        </a:xfrm>
+                        <a:prstGeom prst="rect">
+                          <a:avLst/>
+                        </a:prstGeom>
+                        <a:solidFill>
+                          <a:srgbClr val="FFFFFF"/>
+                        </a:solidFill>
+                        <a:ln w="9525">
+                          <a:noFill/>
+                          <a:miter lim="800000"/>
+                          <a:headEnd/>
+                          <a:tailEnd/>
+                        </a:ln>
+                      </wps:spPr>
+                      <wps:txbx>
+                        <w:txbxContent>
+                          <w:p>
+                            <w:pPr>
+                              <w:jc w:val="center"/>
+                              <w:rPr>
+                                <w:color w:val="000000" w:themeColor="text1"/>
+                                <w:sz w:val="36"/>
+                                <w:szCs w:val="36"/>
+                                <w14:shadow w14:blurRad="38100" w14:dist="19050" w14:dir="2700000" w14:sx="100000" w14:sy="100000" w14:kx="0" w14:ky="0" w14:algn="tl">
+                                  <w14:schemeClr w14:val="dk1">
+                                    <w14:alpha w14:val="60000"/>
+                                  </w14:schemeClr>
+                                </w14:shadow>
+                                <w14:textOutline w14:w="0" w14:cap="flat" w14:cmpd="sng" w14:algn="ctr">
+                                  <w14:noFill/>
+                                  <w14:prstDash w14:val="solid"/>
+                                  <w14:round/>
+                                </w14:textOutline>
+                              </w:rPr>
+                            </w:pPr>
+                            <w:r>
+                              <w:rPr>
+                                <w:color w:val="000000" w:themeColor="text1"/>
+                                <w:sz w:val="36"/>
+                                <w:szCs w:val="36"/>
+                                <w14:shadow w14:blurRad="38100" w14:dist="19050" w14:dir="2700000" w14:sx="100000" w14:sy="100000" w14:kx="0" w14:ky="0" w14:algn="tl">
+                                  <w14:schemeClr w14:val="dk1">
+                                    <w14:alpha w14:val="60000"/>
+                                  </w14:schemeClr>
+                                </w14:shadow>
+                                <w14:textOutline w14:w="0" w14:cap="flat" w14:cmpd="sng" w14:algn="ctr">
+                                  <w14:noFill/>
+                                  <w14:prstDash w14:val="solid"/>
+                                  <w14:round/>
+                                </w14:textOutline>
+                              </w:rPr>
+                              <w:t>dig</w:t>
+                            </w:r>
+                          </w:p>
+                        </w:txbxContent>
+                      </wps:txbx>
+                      <wps:bodyPr rot="0" vert="horz" wrap="square" lIns="91440" tIns="45720" rIns="91440" bIns="45720" anchor="t" anchorCtr="0">
+                        <a:noAutofit/>
+                      </wps:bodyPr>
+                    </wps:wsp>
+                  </a:graphicData>
+                </a:graphic>
+                <wp14:sizeRelH relativeFrom="margin">
+                  <wp14:pctWidth>0</wp14:pctWidth>
+                </wp14:sizeRelH>
+                <wp14:sizeRelV relativeFrom="margin">
+                  <wp14:pctHeight>0</wp14:pctHeight>
+                </wp14:sizeRelV>
+              </wp:anchor>
+            </w:drawing>
+          </mc:Choice>
+          <mc:Fallback>
+            <w:pict>
+              <v:shape w14:anchorId="5336D241" id="_x0000_s1028" type="#_x0000_t202" style="position:absolute;margin-left:321.6pt;margin-top:31.25pt;width:42.75pt;height:31.1pt;rotation:-2488131fd;z-index:251860992;visibility:visible;mso-wrap-style:square;mso-width-percent:0;mso-height-percent:0;mso-wrap-distance-left:9pt;mso-wrap-distance-top:3.6pt;mso-wrap-distance-right:9pt;mso-wrap-distance-bottom:3.6pt;mso-position-horizontal:absolute;mso-position-horizontal-relative:text;mso-position-vertical:absolute;mso-position-vertical-relative:text;mso-width-percent:0;mso-height-percent:0;mso-width-relative:margin;mso-height-relative:margin;v-text-anchor:top" o:gfxdata="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" stroked="f">
+                <v:textbox>
+                  <w:txbxContent>
+                    <w:p>
+                      <w:pPr>
+                        <w:jc w:val="center"/>
+                        <w:rPr>
+                          <w:color w:val="000000" w:themeColor="text1"/>
+                          <w:sz w:val="36"/>
+                          <w:szCs w:val="36"/>
+                          <w14:shadow w14:blurRad="38100" w14:dist="19050" w14:dir="2700000" w14:sx="100000" w14:sy="100000" w14:kx="0" w14:ky="0" w14:algn="tl">
+                            <w14:schemeClr w14:val="dk1">
+                              <w14:alpha w14:val="60000"/>
+                            </w14:schemeClr>
+                          </w14:shadow>
+                          <w14:textOutline w14:w="0" w14:cap="flat" w14:cmpd="sng" w14:algn="ctr">
+                            <w14:noFill/>
+                            <w14:prstDash w14:val="solid"/>
+                            <w14:round/>
+                          </w14:textOutline>
+                        </w:rPr>
+                      </w:pPr>
+                      <w:r>
+                        <w:rPr>
+                          <w:color w:val="000000" w:themeColor="text1"/>
+                          <w:sz w:val="36"/>
+                          <w:szCs w:val="36"/>
+                          <w14:shadow w14:blurRad="38100" w14:dist="19050" w14:dir="2700000" w14:sx="100000" w14:sy="100000" w14:kx="0" w14:ky="0" w14:algn="tl">
+                            <w14:schemeClr w14:val="dk1">
+                              <w14:alpha w14:val="60000"/>
+                            </w14:schemeClr>
+                          </w14:shadow>
+                          <w14:textOutline w14:w="0" w14:cap="flat" w14:cmpd="sng" w14:algn="ctr">
+                            <w14:noFill/>
+                            <w14:prstDash w14:val="solid"/>
+                            <w14:round/>
+                          </w14:textOutline>
+                        </w:rPr>
+                        <w:t>dig</w:t>
+                      </w:r>
+                    </w:p>
+                  </w:txbxContent>
+                </v:textbox>
+                <w10:wrap type="square"/>
+              </v:shape>
+            </w:pict>
+          </mc:Fallback>
+        </mc:AlternateContent>
+      </w:r>
     </w:p>
     <w:p>
       <w:pPr>
@@ -2123,7 +2316,7 @@
         <mc:AlternateContent>
           <mc:Choice Requires="wps">
             <w:drawing>
-              <wp:anchor distT="0" distB="0" distL="114300" distR="114300" simplePos="0" relativeHeight="251673600" behindDoc="0" locked="0" layoutInCell="1" allowOverlap="1" wp14:anchorId="7F242000" wp14:editId="06C84A18">
+              <wp:anchor distT="0" distB="0" distL="114300" distR="114300" simplePos="0" relativeHeight="251672576" behindDoc="0" locked="0" layoutInCell="1" allowOverlap="1" wp14:anchorId="7F242000" wp14:editId="58E5BB4E">
                 <wp:simplePos x="0" y="0"/>
                 <wp:positionH relativeFrom="margin">
                   <wp:posOffset>2867025</wp:posOffset>
@@ -2211,7 +2404,7 @@
           </mc:Choice>
           <mc:Fallback>
             <w:pict>
-              <v:rect w14:anchorId="7F242000" id="Rectangle 9" o:spid="_x0000_s1028" style="position:absolute;margin-left:225.75pt;margin-top:21.75pt;width:86.4pt;height:107.55pt;z-index:251673600;visibility:visible;mso-wrap-style:square;mso-width-percent:0;mso-height-percent:0;mso-wrap-distance-left:9pt;mso-wrap-distance-top:0;mso-wrap-distance-right:9pt;mso-wrap-distance-bottom:0;mso-position-horizontal:absolute;mso-position-horizontal-relative:margin;mso-position-vertical:absolute;mso-position-vertical-relative:text;mso-width-percent:0;mso-height-percent:0;mso-width-relative:margin;mso-height-relative:margin;v-text-anchor:middle" o:gfxdata="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" stroked="f" strokeweight="1pt">
+              <v:rect w14:anchorId="7F242000" id="Rectangle 9" o:spid="_x0000_s1029" style="position:absolute;margin-left:225.75pt;margin-top:21.75pt;width:86.4pt;height:107.55pt;z-index:251672576;visibility:visible;mso-wrap-style:square;mso-width-percent:0;mso-height-percent:0;mso-wrap-distance-left:9pt;mso-wrap-distance-top:0;mso-wrap-distance-right:9pt;mso-wrap-distance-bottom:0;mso-position-horizontal:absolute;mso-position-horizontal-relative:margin;mso-position-vertical:absolute;mso-position-vertical-relative:text;mso-width-percent:0;mso-height-percent:0;mso-width-relative:margin;mso-height-relative:margin;v-text-anchor:middle" o:gfxdata="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" stroked="f" strokeweight="1pt">
                 <v:fill r:id="rId15" o:title="" recolor="t" rotate="t" type="frame"/>
                 <v:textbox>
                   <w:txbxContent>
@@ -2242,7 +2435,7 @@
         <mc:AlternateContent>
           <mc:Choice Requires="wps">
             <w:drawing>
-              <wp:anchor distT="0" distB="0" distL="114300" distR="114300" simplePos="0" relativeHeight="251675648" behindDoc="0" locked="0" layoutInCell="1" allowOverlap="1" wp14:anchorId="6FD152CE" wp14:editId="45CE4E47">
+              <wp:anchor distT="0" distB="0" distL="114300" distR="114300" simplePos="0" relativeHeight="251674624" behindDoc="0" locked="0" layoutInCell="1" allowOverlap="1" wp14:anchorId="6FD152CE" wp14:editId="004F97FA">
                 <wp:simplePos x="0" y="0"/>
                 <wp:positionH relativeFrom="margin">
                   <wp:posOffset>4933950</wp:posOffset>
@@ -2342,7 +2535,7 @@
           </mc:Choice>
           <mc:Fallback>
             <w:pict>
-              <v:rect w14:anchorId="6FD152CE" id="Rectangle 10" o:spid="_x0000_s1029" style="position:absolute;margin-left:388.5pt;margin-top:21.75pt;width:134.9pt;height:98.65pt;z-index:251675648;visibility:visible;mso-wrap-style:square;mso-width-percent:0;mso-height-percent:0;mso-wrap-distance-left:9pt;mso-wrap-distance-top:0;mso-wrap-distance-right:9pt;mso-wrap-distance-bottom:0;mso-position-horizontal:absolute;mso-position-horizontal-relative:margin;mso-position-vertical:absolute;mso-position-vertical-relative:text;mso-width-percent:0;mso-height-percent:0;mso-width-relative:margin;mso-height-relative:margin;v-text-anchor:middle" o:gfxdata="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" stroked="f" strokeweight="1pt">
+              <v:rect w14:anchorId="6FD152CE" id="Rectangle 10" o:spid="_x0000_s1030" style="position:absolute;margin-left:388.5pt;margin-top:21.75pt;width:134.9pt;height:98.65pt;z-index:251674624;visibility:visible;mso-wrap-style:square;mso-width-percent:0;mso-height-percent:0;mso-wrap-distance-left:9pt;mso-wrap-distance-top:0;mso-wrap-distance-right:9pt;mso-wrap-distance-bottom:0;mso-position-horizontal:absolute;mso-position-horizontal-relative:margin;mso-position-vertical:absolute;mso-position-vertical-relative:text;mso-width-percent:0;mso-height-percent:0;mso-width-relative:margin;mso-height-relative:margin;v-text-anchor:middle" o:gfxdata="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" stroked="f" strokeweight="1pt">
                 <v:fill r:id="rId18" o:title="" recolor="t" rotate="t" type="frame"/>
                 <v:textbox>
                   <w:txbxContent>
@@ -2505,7 +2698,7 @@
         <mc:AlternateContent>
           <mc:Choice Requires="wps">
             <w:drawing>
-              <wp:anchor distT="0" distB="0" distL="114300" distR="114300" simplePos="0" relativeHeight="251671552" behindDoc="0" locked="0" layoutInCell="1" allowOverlap="1" wp14:anchorId="3C0CD9BD" wp14:editId="65C63525">
+              <wp:anchor distT="0" distB="0" distL="114300" distR="114300" simplePos="0" relativeHeight="251670528" behindDoc="0" locked="0" layoutInCell="1" allowOverlap="1" wp14:anchorId="3C0CD9BD" wp14:editId="16FBE751">
                 <wp:simplePos x="0" y="0"/>
                 <wp:positionH relativeFrom="margin">
                   <wp:posOffset>19050</wp:posOffset>
@@ -2593,7 +2786,7 @@
           </mc:Choice>
           <mc:Fallback>
             <w:pict>
-              <v:rect w14:anchorId="3C0CD9BD" id="Rectangle 8" o:spid="_x0000_s1030" style="position:absolute;margin-left:1.5pt;margin-top:.95pt;width:127.45pt;height:101.55pt;z-index:251671552;visibility:visible;mso-wrap-style:square;mso-width-percent:0;mso-height-percent:0;mso-wrap-distance-left:9pt;mso-wrap-distance-top:0;mso-wrap-distance-right:9pt;mso-wrap-distance-bottom:0;mso-position-horizontal:absolute;mso-position-horizontal-relative:margin;mso-position-vertical:absolute;mso-position-vertical-relative:text;mso-width-percent:0;mso-height-percent:0;mso-width-relative:margin;mso-height-relative:margin;v-text-anchor:middle" o:gfxdata="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" stroked="f" strokeweight="1pt">
+              <v:rect w14:anchorId="3C0CD9BD" id="Rectangle 8" o:spid="_x0000_s1031" style="position:absolute;margin-left:1.5pt;margin-top:.95pt;width:127.45pt;height:101.55pt;z-index:251670528;visibility:visible;mso-wrap-style:square;mso-width-percent:0;mso-height-percent:0;mso-wrap-distance-left:9pt;mso-wrap-distance-top:0;mso-wrap-distance-right:9pt;mso-wrap-distance-bottom:0;mso-position-horizontal:absolute;mso-position-horizontal-relative:margin;mso-position-vertical:absolute;mso-position-vertical-relative:text;mso-width-percent:0;mso-height-percent:0;mso-width-relative:margin;mso-height-relative:margin;v-text-anchor:middle" o:gfxdata="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" stroked="f" strokeweight="1pt">
                 <v:fill r:id="rId20" o:title="" recolor="t" rotate="t" type="frame"/>
                 <v:textbox>
                   <w:txbxContent>
@@ -2624,7 +2817,7 @@
         <mc:AlternateContent>
           <mc:Choice Requires="wps">
             <w:drawing>
-              <wp:anchor distT="0" distB="0" distL="114300" distR="114300" simplePos="0" relativeHeight="251682816" behindDoc="0" locked="0" layoutInCell="1" allowOverlap="1" wp14:anchorId="485B6736" wp14:editId="1FB0E2DF">
+              <wp:anchor distT="0" distB="0" distL="114300" distR="114300" simplePos="0" relativeHeight="251681792" behindDoc="0" locked="0" layoutInCell="1" allowOverlap="1" wp14:anchorId="485B6736" wp14:editId="7578A749">
                 <wp:simplePos x="0" y="0"/>
                 <wp:positionH relativeFrom="margin">
                   <wp:align>center</wp:align>
@@ -2681,7 +2874,7 @@
           </mc:Choice>
           <mc:Fallback>
             <w:pict>
-              <v:rect w14:anchorId="271CF6EA" id="Rectangle 14" o:spid="_x0000_s1026" style="position:absolute;margin-left:0;margin-top:121.9pt;width:124.55pt;height:40.3pt;z-index:251682816;visibility:visible;mso-wrap-style:square;mso-width-percent:0;mso-wrap-distance-left:9pt;mso-wrap-distance-top:0;mso-wrap-distance-right:9pt;mso-wrap-distance-bottom:0;mso-position-horizontal:center;mso-position-horizontal-relative:margin;mso-position-vertical:absolute;mso-position-vertical-relative:text;mso-width-percent:0;mso-width-relative:margin;v-text-anchor:middle" o:gfxdata="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" fillcolor="white [3201]" strokecolor="black [3200]" strokeweight="1pt">
+              <v:rect w14:anchorId="7582DFE7" id="Rectangle 14" o:spid="_x0000_s1026" style="position:absolute;margin-left:0;margin-top:121.9pt;width:124.55pt;height:40.3pt;z-index:251681792;visibility:visible;mso-wrap-style:square;mso-width-percent:0;mso-wrap-distance-left:9pt;mso-wrap-distance-top:0;mso-wrap-distance-right:9pt;mso-wrap-distance-bottom:0;mso-position-horizontal:center;mso-position-horizontal-relative:margin;mso-position-vertical:absolute;mso-position-vertical-relative:text;mso-width-percent:0;mso-width-relative:margin;v-text-anchor:middle" o:gfxdata="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" fillcolor="white [3201]" strokecolor="black [3200]" strokeweight="1pt">
                 <w10:wrap anchorx="margin"/>
               </v:rect>
             </w:pict>
@@ -2699,7 +2892,7 @@
         <mc:AlternateContent>
           <mc:Choice Requires="wps">
             <w:drawing>
-              <wp:anchor distT="0" distB="0" distL="114300" distR="114300" simplePos="0" relativeHeight="251686912" behindDoc="0" locked="0" layoutInCell="1" allowOverlap="1" wp14:anchorId="327C9899" wp14:editId="70F6F454">
+              <wp:anchor distT="0" distB="0" distL="114300" distR="114300" simplePos="0" relativeHeight="251685888" behindDoc="0" locked="0" layoutInCell="1" allowOverlap="1" wp14:anchorId="327C9899" wp14:editId="6758C733">
                 <wp:simplePos x="0" y="0"/>
                 <wp:positionH relativeFrom="margin">
                   <wp:align>left</wp:align>
@@ -2765,7 +2958,7 @@
           </mc:Choice>
           <mc:Fallback>
             <w:pict>
-              <v:rect w14:anchorId="327C9899" id="Rectangle 16" o:spid="_x0000_s1031" style="position:absolute;margin-left:0;margin-top:311pt;width:134.65pt;height:40.3pt;z-index:251686912;visibility:visible;mso-wrap-style:square;mso-width-percent:0;mso-wrap-distance-left:9pt;mso-wrap-distance-top:0;mso-wrap-distance-right:9pt;mso-wrap-distance-bottom:0;mso-position-horizontal:left;mso-position-horizontal-relative:margin;mso-position-vertical:absolute;mso-position-vertical-relative:text;mso-width-percent:0;mso-width-relative:margin;v-text-anchor:middle" o:gfxdata="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" fillcolor="white [3201]" strokecolor="black [3200]" strokeweight="1pt">
+              <v:rect w14:anchorId="327C9899" id="Rectangle 16" o:spid="_x0000_s1032" style="position:absolute;margin-left:0;margin-top:311pt;width:134.65pt;height:40.3pt;z-index:251685888;visibility:visible;mso-wrap-style:square;mso-width-percent:0;mso-wrap-distance-left:9pt;mso-wrap-distance-top:0;mso-wrap-distance-right:9pt;mso-wrap-distance-bottom:0;mso-position-horizontal:left;mso-position-horizontal-relative:margin;mso-position-vertical:absolute;mso-position-vertical-relative:text;mso-width-percent:0;mso-width-relative:margin;v-text-anchor:middle" o:gfxdata="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" fillcolor="white [3201]" strokecolor="black [3200]" strokeweight="1pt">
                 <v:textbox>
                   <w:txbxContent>
                     <w:p>
@@ -2792,7 +2985,7 @@
         <mc:AlternateContent>
           <mc:Choice Requires="wps">
             <w:drawing>
-              <wp:anchor distT="0" distB="0" distL="114300" distR="114300" simplePos="0" relativeHeight="251680768" behindDoc="0" locked="0" layoutInCell="1" allowOverlap="1" wp14:anchorId="4D08370C" wp14:editId="4F349D00">
+              <wp:anchor distT="0" distB="0" distL="114300" distR="114300" simplePos="0" relativeHeight="251679744" behindDoc="0" locked="0" layoutInCell="1" allowOverlap="1" wp14:anchorId="4D08370C" wp14:editId="36019332">
                 <wp:simplePos x="0" y="0"/>
                 <wp:positionH relativeFrom="column">
                   <wp:posOffset>9144</wp:posOffset>
@@ -2849,7 +3042,7 @@
           </mc:Choice>
           <mc:Fallback>
             <w:pict>
-              <v:rect w14:anchorId="25B88E14" id="Rectangle 13" o:spid="_x0000_s1026" style="position:absolute;margin-left:.7pt;margin-top:121.25pt;width:124.55pt;height:40.3pt;z-index:251680768;visibility:visible;mso-wrap-style:square;mso-width-percent:0;mso-wrap-distance-left:9pt;mso-wrap-distance-top:0;mso-wrap-distance-right:9pt;mso-wrap-distance-bottom:0;mso-position-horizontal:absolute;mso-position-horizontal-relative:text;mso-position-vertical:absolute;mso-position-vertical-relative:text;mso-width-percent:0;mso-width-relative:margin;v-text-anchor:middle" o:gfxdata="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" fillcolor="white [3201]" strokecolor="black [3200]" strokeweight="1pt"/>
+              <v:rect w14:anchorId="22A9FC37" id="Rectangle 13" o:spid="_x0000_s1026" style="position:absolute;margin-left:.7pt;margin-top:121.25pt;width:124.55pt;height:40.3pt;z-index:251679744;visibility:visible;mso-wrap-style:square;mso-width-percent:0;mso-wrap-distance-left:9pt;mso-wrap-distance-top:0;mso-wrap-distance-right:9pt;mso-wrap-distance-bottom:0;mso-position-horizontal:absolute;mso-position-horizontal-relative:text;mso-position-vertical:absolute;mso-position-vertical-relative:text;mso-width-percent:0;mso-width-relative:margin;v-text-anchor:middle" o:gfxdata="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" fillcolor="white [3201]" strokecolor="black [3200]" strokeweight="1pt"/>
             </w:pict>
           </mc:Fallback>
         </mc:AlternateContent>
@@ -2865,7 +3058,7 @@
         <mc:AlternateContent>
           <mc:Choice Requires="wps">
             <w:drawing>
-              <wp:anchor distT="0" distB="0" distL="114300" distR="114300" simplePos="0" relativeHeight="251677696" behindDoc="0" locked="0" layoutInCell="1" allowOverlap="1" wp14:anchorId="087BAE3F" wp14:editId="16C7CA3A">
+              <wp:anchor distT="0" distB="0" distL="114300" distR="114300" simplePos="0" relativeHeight="251676672" behindDoc="0" locked="0" layoutInCell="1" allowOverlap="1" wp14:anchorId="087BAE3F" wp14:editId="0885EFDF">
                 <wp:simplePos x="0" y="0"/>
                 <wp:positionH relativeFrom="margin">
                   <wp:align>left</wp:align>
@@ -2953,7 +3146,7 @@
           </mc:Choice>
           <mc:Fallback>
             <w:pict>
-              <v:rect w14:anchorId="087BAE3F" id="Rectangle 11" o:spid="_x0000_s1032" style="position:absolute;margin-left:0;margin-top:189.1pt;width:131.75pt;height:101.55pt;z-index:251677696;visibility:visible;mso-wrap-style:square;mso-width-percent:0;mso-height-percent:0;mso-wrap-distance-left:9pt;mso-wrap-distance-top:0;mso-wrap-distance-right:9pt;mso-wrap-distance-bottom:0;mso-position-horizontal:left;mso-position-horizontal-relative:margin;mso-position-vertical:absolute;mso-position-vertical-relative:text;mso-width-percent:0;mso-height-percent:0;mso-width-relative:margin;mso-height-relative:margin;v-text-anchor:middle" o:gfxdata="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" stroked="f" strokeweight="1pt">
+              <v:rect w14:anchorId="087BAE3F" id="Rectangle 11" o:spid="_x0000_s1033" style="position:absolute;margin-left:0;margin-top:189.1pt;width:131.75pt;height:101.55pt;z-index:251676672;visibility:visible;mso-wrap-style:square;mso-width-percent:0;mso-height-percent:0;mso-wrap-distance-left:9pt;mso-wrap-distance-top:0;mso-wrap-distance-right:9pt;mso-wrap-distance-bottom:0;mso-position-horizontal:left;mso-position-horizontal-relative:margin;mso-position-vertical:absolute;mso-position-vertical-relative:text;mso-width-percent:0;mso-height-percent:0;mso-width-relative:margin;mso-height-relative:margin;v-text-anchor:middle" o:gfxdata="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" stroked="f" strokeweight="1pt">
                 <v:fill r:id="rId22" o:title="" recolor="t" rotate="t" type="frame"/>
                 <v:textbox>
                   <w:txbxContent>
@@ -3020,7 +3213,7 @@
         <mc:AlternateContent>
           <mc:Choice Requires="wps">
             <w:drawing>
-              <wp:anchor distT="0" distB="0" distL="114300" distR="114300" simplePos="0" relativeHeight="251684864" behindDoc="0" locked="0" layoutInCell="1" allowOverlap="1" wp14:anchorId="1E390510" wp14:editId="1B528AE0">
+              <wp:anchor distT="0" distB="0" distL="114300" distR="114300" simplePos="0" relativeHeight="251683840" behindDoc="0" locked="0" layoutInCell="1" allowOverlap="1" wp14:anchorId="1E390510" wp14:editId="30B69401">
                 <wp:simplePos x="0" y="0"/>
                 <wp:positionH relativeFrom="margin">
                   <wp:posOffset>5041265</wp:posOffset>
@@ -3077,7 +3270,7 @@
           </mc:Choice>
           <mc:Fallback>
             <w:pict>
-              <v:rect w14:anchorId="1DBEF996" id="Rectangle 15" o:spid="_x0000_s1026" style="position:absolute;margin-left:396.95pt;margin-top:9.75pt;width:131.05pt;height:40.3pt;z-index:251684864;visibility:visible;mso-wrap-style:square;mso-width-percent:0;mso-wrap-distance-left:9pt;mso-wrap-distance-top:0;mso-wrap-distance-right:9pt;mso-wrap-distance-bottom:0;mso-position-horizontal:absolute;mso-position-horizontal-relative:margin;mso-position-vertical:absolute;mso-position-vertical-relative:text;mso-width-percent:0;mso-width-relative:margin;v-text-anchor:middle" o:gfxdata="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" fillcolor="white [3201]" strokecolor="black [3200]" strokeweight="1pt">
+              <v:rect w14:anchorId="14864D74" id="Rectangle 15" o:spid="_x0000_s1026" style="position:absolute;margin-left:396.95pt;margin-top:9.75pt;width:131.05pt;height:40.3pt;z-index:251683840;visibility:visible;mso-wrap-style:square;mso-width-percent:0;mso-wrap-distance-left:9pt;mso-wrap-distance-top:0;mso-wrap-distance-right:9pt;mso-wrap-distance-bottom:0;mso-position-horizontal:absolute;mso-position-horizontal-relative:margin;mso-position-vertical:absolute;mso-position-vertical-relative:text;mso-width-percent:0;mso-width-relative:margin;v-text-anchor:middle" o:gfxdata="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" fillcolor="white [3201]" strokecolor="black [3200]" strokeweight="1pt">
                 <w10:wrap anchorx="margin"/>
               </v:rect>
             </w:pict>
@@ -3122,7 +3315,7 @@
         <mc:AlternateContent>
           <mc:Choice Requires="wps">
             <w:drawing>
-              <wp:anchor distT="0" distB="0" distL="114300" distR="114300" simplePos="0" relativeHeight="251679744" behindDoc="0" locked="0" layoutInCell="1" allowOverlap="1" wp14:anchorId="3077FA71" wp14:editId="1D361720">
+              <wp:anchor distT="0" distB="0" distL="114300" distR="114300" simplePos="0" relativeHeight="251678720" behindDoc="0" locked="0" layoutInCell="1" allowOverlap="1" wp14:anchorId="3077FA71" wp14:editId="154FEB46">
                 <wp:simplePos x="0" y="0"/>
                 <wp:positionH relativeFrom="margin">
                   <wp:posOffset>2524125</wp:posOffset>
@@ -3210,7 +3403,7 @@
           </mc:Choice>
           <mc:Fallback>
             <w:pict>
-              <v:rect w14:anchorId="3077FA71" id="Rectangle 12" o:spid="_x0000_s1033" style="position:absolute;margin-left:198.75pt;margin-top:.65pt;width:150pt;height:94.8pt;z-index:251679744;visibility:visible;mso-wrap-style:square;mso-width-percent:0;mso-height-percent:0;mso-wrap-distance-left:9pt;mso-wrap-distance-top:0;mso-wrap-distance-right:9pt;mso-wrap-distance-bottom:0;mso-position-horizontal:absolute;mso-position-horizontal-relative:margin;mso-position-vertical:absolute;mso-position-vertical-relative:text;mso-width-percent:0;mso-height-percent:0;mso-width-relative:margin;mso-height-relative:margin;v-text-anchor:middle" o:gfxdata="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" stroked="f" strokeweight="1pt">
+              <v:rect w14:anchorId="3077FA71" id="Rectangle 12" o:spid="_x0000_s1034" style="position:absolute;margin-left:198.75pt;margin-top:.65pt;width:150pt;height:94.8pt;z-index:251678720;visibility:visible;mso-wrap-style:square;mso-width-percent:0;mso-height-percent:0;mso-wrap-distance-left:9pt;mso-wrap-distance-top:0;mso-wrap-distance-right:9pt;mso-wrap-distance-bottom:0;mso-position-horizontal:absolute;mso-position-horizontal-relative:margin;mso-position-vertical:absolute;mso-position-vertical-relative:text;mso-width-percent:0;mso-height-percent:0;mso-width-relative:margin;mso-height-relative:margin;v-text-anchor:middle" o:gfxdata="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" stroked="f" strokeweight="1pt">
                 <v:fill r:id="rId24" o:title="" recolor="t" rotate="t" type="frame"/>
                 <v:textbox>
                   <w:txbxContent>
@@ -3268,7 +3461,7 @@
         <mc:AlternateContent>
           <mc:Choice Requires="wps">
             <w:drawing>
-              <wp:anchor distT="0" distB="0" distL="114300" distR="114300" simplePos="0" relativeHeight="251688960" behindDoc="0" locked="0" layoutInCell="1" allowOverlap="1" wp14:anchorId="3EDC26BB" wp14:editId="250026BA">
+              <wp:anchor distT="0" distB="0" distL="114300" distR="114300" simplePos="0" relativeHeight="251687936" behindDoc="0" locked="0" layoutInCell="1" allowOverlap="1" wp14:anchorId="3EDC26BB" wp14:editId="53DECB63">
                 <wp:simplePos x="0" y="0"/>
                 <wp:positionH relativeFrom="column">
                   <wp:posOffset>2644140</wp:posOffset>
@@ -3325,7 +3518,7 @@
           </mc:Choice>
           <mc:Fallback>
             <w:pict>
-              <v:rect w14:anchorId="3CA564D1" id="Rectangle 17" o:spid="_x0000_s1026" style="position:absolute;margin-left:208.2pt;margin-top:26.8pt;width:134.65pt;height:40.3pt;z-index:251688960;visibility:visible;mso-wrap-style:square;mso-width-percent:0;mso-wrap-distance-left:9pt;mso-wrap-distance-top:0;mso-wrap-distance-right:9pt;mso-wrap-distance-bottom:0;mso-position-horizontal:absolute;mso-position-horizontal-relative:text;mso-position-vertical:absolute;mso-position-vertical-relative:text;mso-width-percent:0;mso-width-relative:margin;v-text-anchor:middle" o:gfxdata="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" fillcolor="white [3201]" strokecolor="black [3200]" strokeweight="1pt"/>
+              <v:rect w14:anchorId="6C94B013" id="Rectangle 17" o:spid="_x0000_s1026" style="position:absolute;margin-left:208.2pt;margin-top:26.8pt;width:134.65pt;height:40.3pt;z-index:251687936;visibility:visible;mso-wrap-style:square;mso-width-percent:0;mso-wrap-distance-left:9pt;mso-wrap-distance-top:0;mso-wrap-distance-right:9pt;mso-wrap-distance-bottom:0;mso-position-horizontal:absolute;mso-position-horizontal-relative:text;mso-position-vertical:absolute;mso-position-vertical-relative:text;mso-width-percent:0;mso-width-relative:margin;v-text-anchor:middle" o:gfxdata="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" fillcolor="white [3201]" strokecolor="black [3200]" strokeweight="1pt"/>
             </w:pict>
           </mc:Fallback>
         </mc:AlternateContent>
@@ -3509,7 +3702,7 @@
         <mc:AlternateContent>
           <mc:Choice Requires="wps">
             <w:drawing>
-              <wp:anchor distT="0" distB="0" distL="114300" distR="114300" simplePos="0" relativeHeight="251697152" behindDoc="0" locked="0" layoutInCell="1" allowOverlap="1" wp14:anchorId="04C20276" wp14:editId="5555DE73">
+              <wp:anchor distT="0" distB="0" distL="114300" distR="114300" simplePos="0" relativeHeight="251696128" behindDoc="0" locked="0" layoutInCell="1" allowOverlap="1" wp14:anchorId="04C20276" wp14:editId="405F0FE9">
                 <wp:simplePos x="0" y="0"/>
                 <wp:positionH relativeFrom="margin">
                   <wp:posOffset>6191249</wp:posOffset>
@@ -3597,7 +3790,7 @@
           </mc:Choice>
           <mc:Fallback>
             <w:pict>
-              <v:rect w14:anchorId="04C20276" id="Rectangle 21" o:spid="_x0000_s1034" style="position:absolute;margin-left:487.5pt;margin-top:1.45pt;width:27.75pt;height:70.5pt;z-index:251697152;visibility:visible;mso-wrap-style:square;mso-width-percent:0;mso-height-percent:0;mso-wrap-distance-left:9pt;mso-wrap-distance-top:0;mso-wrap-distance-right:9pt;mso-wrap-distance-bottom:0;mso-position-horizontal:absolute;mso-position-horizontal-relative:margin;mso-position-vertical:absolute;mso-position-vertical-relative:text;mso-width-percent:0;mso-height-percent:0;mso-width-relative:margin;mso-height-relative:margin;v-text-anchor:middle" o:gfxdata="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" stroked="f" strokeweight="1pt">
+              <v:rect w14:anchorId="04C20276" id="Rectangle 21" o:spid="_x0000_s1035" style="position:absolute;margin-left:487.5pt;margin-top:1.45pt;width:27.75pt;height:70.5pt;z-index:251696128;visibility:visible;mso-wrap-style:square;mso-width-percent:0;mso-height-percent:0;mso-wrap-distance-left:9pt;mso-wrap-distance-top:0;mso-wrap-distance-right:9pt;mso-wrap-distance-bottom:0;mso-position-horizontal:absolute;mso-position-horizontal-relative:margin;mso-position-vertical:absolute;mso-position-vertical-relative:text;mso-width-percent:0;mso-height-percent:0;mso-width-relative:margin;mso-height-relative:margin;v-text-anchor:middle" o:gfxdata="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" stroked="f" strokeweight="1pt">
                 <v:fill r:id="rId26" o:title="" recolor="t" rotate="t" type="frame"/>
                 <v:textbox>
                   <w:txbxContent>
@@ -3628,7 +3821,7 @@
         <mc:AlternateContent>
           <mc:Choice Requires="wps">
             <w:drawing>
-              <wp:anchor distT="0" distB="0" distL="114300" distR="114300" simplePos="0" relativeHeight="251691008" behindDoc="0" locked="0" layoutInCell="1" allowOverlap="1" wp14:anchorId="70124FE5" wp14:editId="098FE8D3">
+              <wp:anchor distT="0" distB="0" distL="114300" distR="114300" simplePos="0" relativeHeight="251689984" behindDoc="0" locked="0" layoutInCell="1" allowOverlap="1" wp14:anchorId="70124FE5" wp14:editId="252D8955">
                 <wp:simplePos x="0" y="0"/>
                 <wp:positionH relativeFrom="margin">
                   <wp:posOffset>1709420</wp:posOffset>
@@ -3716,7 +3909,7 @@
           </mc:Choice>
           <mc:Fallback>
             <w:pict>
-              <v:rect w14:anchorId="70124FE5" id="Rectangle 18" o:spid="_x0000_s1035" style="position:absolute;margin-left:134.6pt;margin-top:2.95pt;width:66.95pt;height:51.1pt;z-index:251691008;visibility:visible;mso-wrap-style:square;mso-width-percent:0;mso-height-percent:0;mso-wrap-distance-left:9pt;mso-wrap-distance-top:0;mso-wrap-distance-right:9pt;mso-wrap-distance-bottom:0;mso-position-horizontal:absolute;mso-position-horizontal-relative:margin;mso-position-vertical:absolute;mso-position-vertical-relative:text;mso-width-percent:0;mso-height-percent:0;mso-width-relative:margin;mso-height-relative:margin;v-text-anchor:middle" o:gfxdata="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" stroked="f" strokeweight="1pt">
+              <v:rect w14:anchorId="70124FE5" id="Rectangle 18" o:spid="_x0000_s1036" style="position:absolute;margin-left:134.6pt;margin-top:2.95pt;width:66.95pt;height:51.1pt;z-index:251689984;visibility:visible;mso-wrap-style:square;mso-width-percent:0;mso-height-percent:0;mso-wrap-distance-left:9pt;mso-wrap-distance-top:0;mso-wrap-distance-right:9pt;mso-wrap-distance-bottom:0;mso-position-horizontal:absolute;mso-position-horizontal-relative:margin;mso-position-vertical:absolute;mso-position-vertical-relative:text;mso-width-percent:0;mso-height-percent:0;mso-width-relative:margin;mso-height-relative:margin;v-text-anchor:middle" o:gfxdata="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" stroked="f" strokeweight="1pt">
                 <v:fill r:id="rId28" o:title="" recolor="t" rotate="t" type="frame"/>
                 <v:textbox>
                   <w:txbxContent>
@@ -3756,7 +3949,7 @@
         <mc:AlternateContent>
           <mc:Choice Requires="wps">
             <w:drawing>
-              <wp:anchor distT="0" distB="0" distL="114300" distR="114300" simplePos="0" relativeHeight="251712512" behindDoc="0" locked="0" layoutInCell="1" allowOverlap="1" wp14:anchorId="153E5900" wp14:editId="40453914">
+              <wp:anchor distT="0" distB="0" distL="114300" distR="114300" simplePos="0" relativeHeight="251711488" behindDoc="0" locked="0" layoutInCell="1" allowOverlap="1" wp14:anchorId="153E5900" wp14:editId="7DC45B80">
                 <wp:simplePos x="0" y="0"/>
                 <wp:positionH relativeFrom="column">
                   <wp:posOffset>3784600</wp:posOffset>
@@ -3811,7 +4004,7 @@
           </mc:Choice>
           <mc:Fallback>
             <w:pict>
-              <v:line w14:anchorId="3E241F0A" id="Straight Connector 29" o:spid="_x0000_s1026" style="position:absolute;z-index:251712512;visibility:visible;mso-wrap-style:square;mso-width-percent:0;mso-height-percent:0;mso-wrap-distance-left:9pt;mso-wrap-distance-top:0;mso-wrap-distance-right:9pt;mso-wrap-distance-bottom:0;mso-position-horizontal:absolute;mso-position-horizontal-relative:text;mso-position-vertical:absolute;mso-position-vertical-relative:text;mso-width-percent:0;mso-height-percent:0;mso-width-relative:margin;mso-height-relative:margin" from="298pt,16.5pt" to="329.65pt,16.5pt" o:gfxdata="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" strokecolor="black [3200]" strokeweight="1pt">
+              <v:line w14:anchorId="3FA4AEA0" id="Straight Connector 29" o:spid="_x0000_s1026" style="position:absolute;z-index:251711488;visibility:visible;mso-wrap-style:square;mso-width-percent:0;mso-height-percent:0;mso-wrap-distance-left:9pt;mso-wrap-distance-top:0;mso-wrap-distance-right:9pt;mso-wrap-distance-bottom:0;mso-position-horizontal:absolute;mso-position-horizontal-relative:text;mso-position-vertical:absolute;mso-position-vertical-relative:text;mso-width-percent:0;mso-height-percent:0;mso-width-relative:margin;mso-height-relative:margin" from="298pt,16.5pt" to="329.65pt,16.5pt" o:gfxdata="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" strokecolor="black [3200]" strokeweight="1pt">
                 <v:stroke joinstyle="miter"/>
               </v:line>
             </w:pict>
@@ -3829,7 +4022,7 @@
         <mc:AlternateContent>
           <mc:Choice Requires="wps">
             <w:drawing>
-              <wp:anchor distT="0" distB="0" distL="114300" distR="114300" simplePos="0" relativeHeight="251714560" behindDoc="0" locked="0" layoutInCell="1" allowOverlap="1" wp14:anchorId="70E39807" wp14:editId="205A38E4">
+              <wp:anchor distT="0" distB="0" distL="114300" distR="114300" simplePos="0" relativeHeight="251713536" behindDoc="0" locked="0" layoutInCell="1" allowOverlap="1" wp14:anchorId="70E39807" wp14:editId="70F7336F">
                 <wp:simplePos x="0" y="0"/>
                 <wp:positionH relativeFrom="column">
                   <wp:posOffset>4406900</wp:posOffset>
@@ -3884,7 +4077,7 @@
           </mc:Choice>
           <mc:Fallback>
             <w:pict>
-              <v:line w14:anchorId="27F7FF66" id="Straight Connector 30" o:spid="_x0000_s1026" style="position:absolute;z-index:251714560;visibility:visible;mso-wrap-style:square;mso-width-percent:0;mso-height-percent:0;mso-wrap-distance-left:9pt;mso-wrap-distance-top:0;mso-wrap-distance-right:9pt;mso-wrap-distance-bottom:0;mso-position-horizontal:absolute;mso-position-horizontal-relative:text;mso-position-vertical:absolute;mso-position-vertical-relative:text;mso-width-percent:0;mso-height-percent:0;mso-width-relative:margin;mso-height-relative:margin" from="347pt,16.45pt" to="378.65pt,16.45pt" o:gfxdata="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" strokecolor="black [3200]" strokeweight="1pt">
+              <v:line w14:anchorId="6F8B360B" id="Straight Connector 30" o:spid="_x0000_s1026" style="position:absolute;z-index:251713536;visibility:visible;mso-wrap-style:square;mso-width-percent:0;mso-height-percent:0;mso-wrap-distance-left:9pt;mso-wrap-distance-top:0;mso-wrap-distance-right:9pt;mso-wrap-distance-bottom:0;mso-position-horizontal:absolute;mso-position-horizontal-relative:text;mso-position-vertical:absolute;mso-position-vertical-relative:text;mso-width-percent:0;mso-height-percent:0;mso-width-relative:margin;mso-height-relative:margin" from="347pt,16.45pt" to="378.65pt,16.45pt" o:gfxdata="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" strokecolor="black [3200]" strokeweight="1pt">
                 <v:stroke joinstyle="miter"/>
               </v:line>
             </w:pict>
@@ -3902,7 +4095,7 @@
         <mc:AlternateContent>
           <mc:Choice Requires="wps">
             <w:drawing>
-              <wp:anchor distT="0" distB="0" distL="114300" distR="114300" simplePos="0" relativeHeight="251702272" behindDoc="0" locked="0" layoutInCell="1" allowOverlap="1" wp14:anchorId="6CBDB016" wp14:editId="44193095">
+              <wp:anchor distT="0" distB="0" distL="114300" distR="114300" simplePos="0" relativeHeight="251701248" behindDoc="0" locked="0" layoutInCell="1" allowOverlap="1" wp14:anchorId="6CBDB016" wp14:editId="61375698">
                 <wp:simplePos x="0" y="0"/>
                 <wp:positionH relativeFrom="column">
                   <wp:posOffset>1005840</wp:posOffset>
@@ -3957,7 +4150,7 @@
           </mc:Choice>
           <mc:Fallback>
             <w:pict>
-              <v:line w14:anchorId="2081DDC6" id="Straight Connector 24" o:spid="_x0000_s1026" style="position:absolute;z-index:251702272;visibility:visible;mso-wrap-style:square;mso-width-percent:0;mso-height-percent:0;mso-wrap-distance-left:9pt;mso-wrap-distance-top:0;mso-wrap-distance-right:9pt;mso-wrap-distance-bottom:0;mso-position-horizontal:absolute;mso-position-horizontal-relative:text;mso-position-vertical:absolute;mso-position-vertical-relative:text;mso-width-percent:0;mso-height-percent:0;mso-width-relative:margin;mso-height-relative:margin" from="79.2pt,16.9pt" to="110.9pt,16.9pt" o:gfxdata="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" strokecolor="black [3200]" strokeweight="1pt">
+              <v:line w14:anchorId="501338CE" id="Straight Connector 24" o:spid="_x0000_s1026" style="position:absolute;z-index:251701248;visibility:visible;mso-wrap-style:square;mso-width-percent:0;mso-height-percent:0;mso-wrap-distance-left:9pt;mso-wrap-distance-top:0;mso-wrap-distance-right:9pt;mso-wrap-distance-bottom:0;mso-position-horizontal:absolute;mso-position-horizontal-relative:text;mso-position-vertical:absolute;mso-position-vertical-relative:text;mso-width-percent:0;mso-height-percent:0;mso-width-relative:margin;mso-height-relative:margin" from="79.2pt,16.9pt" to="110.9pt,16.9pt" o:gfxdata="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" strokecolor="black [3200]" strokeweight="1pt">
                 <v:stroke joinstyle="miter"/>
               </v:line>
             </w:pict>
@@ -3975,7 +4168,7 @@
         <mc:AlternateContent>
           <mc:Choice Requires="wps">
             <w:drawing>
-              <wp:anchor distT="0" distB="0" distL="114300" distR="114300" simplePos="0" relativeHeight="251700224" behindDoc="0" locked="0" layoutInCell="1" allowOverlap="1" wp14:anchorId="15698FE2" wp14:editId="0DC19D15">
+              <wp:anchor distT="0" distB="0" distL="114300" distR="114300" simplePos="0" relativeHeight="251699200" behindDoc="0" locked="0" layoutInCell="1" allowOverlap="1" wp14:anchorId="15698FE2" wp14:editId="7D2A7780">
                 <wp:simplePos x="0" y="0"/>
                 <wp:positionH relativeFrom="column">
                   <wp:posOffset>320040</wp:posOffset>
@@ -4030,7 +4223,7 @@
           </mc:Choice>
           <mc:Fallback>
             <w:pict>
-              <v:line w14:anchorId="23C2BA9D" id="Straight Connector 23" o:spid="_x0000_s1026" style="position:absolute;z-index:251700224;visibility:visible;mso-wrap-style:square;mso-width-percent:0;mso-height-percent:0;mso-wrap-distance-left:9pt;mso-wrap-distance-top:0;mso-wrap-distance-right:9pt;mso-wrap-distance-bottom:0;mso-position-horizontal:absolute;mso-position-horizontal-relative:text;mso-position-vertical:absolute;mso-position-vertical-relative:text;mso-width-percent:0;mso-height-percent:0;mso-width-relative:margin;mso-height-relative:margin" from="25.2pt,18.75pt" to="56.9pt,18.75pt" o:gfxdata="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" strokecolor="black [3200]" strokeweight="1pt">
+              <v:line w14:anchorId="3C4E8CC2" id="Straight Connector 23" o:spid="_x0000_s1026" style="position:absolute;z-index:251699200;visibility:visible;mso-wrap-style:square;mso-width-percent:0;mso-height-percent:0;mso-wrap-distance-left:9pt;mso-wrap-distance-top:0;mso-wrap-distance-right:9pt;mso-wrap-distance-bottom:0;mso-position-horizontal:absolute;mso-position-horizontal-relative:text;mso-position-vertical:absolute;mso-position-vertical-relative:text;mso-width-percent:0;mso-height-percent:0;mso-width-relative:margin;mso-height-relative:margin" from="25.2pt,18.75pt" to="56.9pt,18.75pt" o:gfxdata="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" strokecolor="black [3200]" strokeweight="1pt">
                 <v:stroke joinstyle="miter"/>
               </v:line>
             </w:pict>
@@ -4091,7 +4284,7 @@
         <mc:AlternateContent>
           <mc:Choice Requires="wps">
             <w:drawing>
-              <wp:anchor distT="0" distB="0" distL="114300" distR="114300" simplePos="0" relativeHeight="251699200" behindDoc="0" locked="0" layoutInCell="1" allowOverlap="1" wp14:anchorId="57B3E926" wp14:editId="37E84A53">
+              <wp:anchor distT="0" distB="0" distL="114300" distR="114300" simplePos="0" relativeHeight="251698176" behindDoc="0" locked="0" layoutInCell="1" allowOverlap="1" wp14:anchorId="57B3E926" wp14:editId="19F23D68">
                 <wp:simplePos x="0" y="0"/>
                 <wp:positionH relativeFrom="margin">
                   <wp:posOffset>5924549</wp:posOffset>
@@ -4179,7 +4372,7 @@
           </mc:Choice>
           <mc:Fallback>
             <w:pict>
-              <v:rect w14:anchorId="57B3E926" id="Rectangle 22" o:spid="_x0000_s1036" style="position:absolute;margin-left:466.5pt;margin-top:16.2pt;width:67.45pt;height:1in;z-index:251699200;visibility:visible;mso-wrap-style:square;mso-width-percent:0;mso-height-percent:0;mso-wrap-distance-left:9pt;mso-wrap-distance-top:0;mso-wrap-distance-right:9pt;mso-wrap-distance-bottom:0;mso-position-horizontal:absolute;mso-position-horizontal-relative:margin;mso-position-vertical:absolute;mso-position-vertical-relative:text;mso-width-percent:0;mso-height-percent:0;mso-width-relative:margin;mso-height-relative:margin;v-text-anchor:middle" o:gfxdata="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" stroked="f" strokeweight="1pt">
+              <v:rect w14:anchorId="57B3E926" id="Rectangle 22" o:spid="_x0000_s1037" style="position:absolute;margin-left:466.5pt;margin-top:16.2pt;width:67.45pt;height:1in;z-index:251698176;visibility:visible;mso-wrap-style:square;mso-width-percent:0;mso-height-percent:0;mso-wrap-distance-left:9pt;mso-wrap-distance-top:0;mso-wrap-distance-right:9pt;mso-wrap-distance-bottom:0;mso-position-horizontal:absolute;mso-position-horizontal-relative:margin;mso-position-vertical:absolute;mso-position-vertical-relative:text;mso-width-percent:0;mso-height-percent:0;mso-width-relative:margin;mso-height-relative:margin;v-text-anchor:middle" o:gfxdata="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" stroked="f" strokeweight="1pt">
                 <v:fill r:id="rId30" o:title="" recolor="t" rotate="t" type="frame"/>
                 <v:textbox>
                   <w:txbxContent>
@@ -4210,7 +4403,7 @@
         <mc:AlternateContent>
           <mc:Choice Requires="wps">
             <w:drawing>
-              <wp:anchor distT="0" distB="0" distL="114300" distR="114300" simplePos="0" relativeHeight="251693056" behindDoc="0" locked="0" layoutInCell="1" allowOverlap="1" wp14:anchorId="36FEE4CC" wp14:editId="4E79E05B">
+              <wp:anchor distT="0" distB="0" distL="114300" distR="114300" simplePos="0" relativeHeight="251692032" behindDoc="0" locked="0" layoutInCell="1" allowOverlap="1" wp14:anchorId="36FEE4CC" wp14:editId="5EFA38BA">
                 <wp:simplePos x="0" y="0"/>
                 <wp:positionH relativeFrom="margin">
                   <wp:posOffset>1737106</wp:posOffset>
@@ -4307,7 +4500,7 @@
           </mc:Choice>
           <mc:Fallback>
             <w:pict>
-              <v:rect w14:anchorId="36FEE4CC" id="Rectangle 19" o:spid="_x0000_s1037" style="position:absolute;margin-left:136.8pt;margin-top:9.65pt;width:65.5pt;height:56.15pt;z-index:251693056;visibility:visible;mso-wrap-style:square;mso-width-percent:0;mso-height-percent:0;mso-wrap-distance-left:9pt;mso-wrap-distance-top:0;mso-wrap-distance-right:9pt;mso-wrap-distance-bottom:0;mso-position-horizontal:absolute;mso-position-horizontal-relative:margin;mso-position-vertical:absolute;mso-position-vertical-relative:text;mso-width-percent:0;mso-height-percent:0;mso-width-relative:margin;mso-height-relative:margin;v-text-anchor:middle" o:gfxdata="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" stroked="f" strokeweight="1pt">
+              <v:rect w14:anchorId="36FEE4CC" id="Rectangle 19" o:spid="_x0000_s1038" style="position:absolute;margin-left:136.8pt;margin-top:9.65pt;width:65.5pt;height:56.15pt;z-index:251692032;visibility:visible;mso-wrap-style:square;mso-width-percent:0;mso-height-percent:0;mso-wrap-distance-left:9pt;mso-wrap-distance-top:0;mso-wrap-distance-right:9pt;mso-wrap-distance-bottom:0;mso-position-horizontal:absolute;mso-position-horizontal-relative:margin;mso-position-vertical:absolute;mso-position-vertical-relative:text;mso-width-percent:0;mso-height-percent:0;mso-width-relative:margin;mso-height-relative:margin;v-text-anchor:middle" o:gfxdata="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" stroked="f" strokeweight="1pt">
                 <v:fill r:id="rId33" o:title="" recolor="t" rotate="t" type="frame"/>
                 <v:textbox>
                   <w:txbxContent>
@@ -4347,7 +4540,7 @@
         <mc:AlternateContent>
           <mc:Choice Requires="wps">
             <w:drawing>
-              <wp:anchor distT="0" distB="0" distL="114300" distR="114300" simplePos="0" relativeHeight="251718656" behindDoc="0" locked="0" layoutInCell="1" allowOverlap="1" wp14:anchorId="6217D86D" wp14:editId="6789C2CD">
+              <wp:anchor distT="0" distB="0" distL="114300" distR="114300" simplePos="0" relativeHeight="251717632" behindDoc="0" locked="0" layoutInCell="1" allowOverlap="1" wp14:anchorId="6217D86D" wp14:editId="1A24F800">
                 <wp:simplePos x="0" y="0"/>
                 <wp:positionH relativeFrom="column">
                   <wp:posOffset>4498975</wp:posOffset>
@@ -4402,7 +4595,7 @@
           </mc:Choice>
           <mc:Fallback>
             <w:pict>
-              <v:line w14:anchorId="076ABF85" id="Straight Connector 32" o:spid="_x0000_s1026" style="position:absolute;z-index:251718656;visibility:visible;mso-wrap-style:square;mso-width-percent:0;mso-height-percent:0;mso-wrap-distance-left:9pt;mso-wrap-distance-top:0;mso-wrap-distance-right:9pt;mso-wrap-distance-bottom:0;mso-position-horizontal:absolute;mso-position-horizontal-relative:text;mso-position-vertical:absolute;mso-position-vertical-relative:text;mso-width-percent:0;mso-height-percent:0;mso-width-relative:margin;mso-height-relative:margin" from="354.25pt,15.5pt" to="385.9pt,15.5pt" o:gfxdata="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" strokecolor="black [3200]" strokeweight="1pt">
+              <v:line w14:anchorId="0DB51DC0" id="Straight Connector 32" o:spid="_x0000_s1026" style="position:absolute;z-index:251717632;visibility:visible;mso-wrap-style:square;mso-width-percent:0;mso-height-percent:0;mso-wrap-distance-left:9pt;mso-wrap-distance-top:0;mso-wrap-distance-right:9pt;mso-wrap-distance-bottom:0;mso-position-horizontal:absolute;mso-position-horizontal-relative:text;mso-position-vertical:absolute;mso-position-vertical-relative:text;mso-width-percent:0;mso-height-percent:0;mso-width-relative:margin;mso-height-relative:margin" from="354.25pt,15.5pt" to="385.9pt,15.5pt" o:gfxdata="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" strokecolor="black [3200]" strokeweight="1pt">
                 <v:stroke joinstyle="miter"/>
               </v:line>
             </w:pict>
@@ -4420,7 +4613,7 @@
         <mc:AlternateContent>
           <mc:Choice Requires="wps">
             <w:drawing>
-              <wp:anchor distT="0" distB="0" distL="114300" distR="114300" simplePos="0" relativeHeight="251716608" behindDoc="0" locked="0" layoutInCell="1" allowOverlap="1" wp14:anchorId="11C27B46" wp14:editId="6F6FA84F">
+              <wp:anchor distT="0" distB="0" distL="114300" distR="114300" simplePos="0" relativeHeight="251715584" behindDoc="0" locked="0" layoutInCell="1" allowOverlap="1" wp14:anchorId="11C27B46" wp14:editId="567D25EE">
                 <wp:simplePos x="0" y="0"/>
                 <wp:positionH relativeFrom="column">
                   <wp:posOffset>3703320</wp:posOffset>
@@ -4475,7 +4668,7 @@
           </mc:Choice>
           <mc:Fallback>
             <w:pict>
-              <v:line w14:anchorId="4401FB60" id="Straight Connector 31" o:spid="_x0000_s1026" style="position:absolute;z-index:251716608;visibility:visible;mso-wrap-style:square;mso-width-percent:0;mso-height-percent:0;mso-wrap-distance-left:9pt;mso-wrap-distance-top:0;mso-wrap-distance-right:9pt;mso-wrap-distance-bottom:0;mso-position-horizontal:absolute;mso-position-horizontal-relative:text;mso-position-vertical:absolute;mso-position-vertical-relative:text;mso-width-percent:0;mso-height-percent:0;mso-width-relative:margin;mso-height-relative:margin" from="291.6pt,15.8pt" to="323.25pt,15.8pt" o:gfxdata="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" strokecolor="black [3200]" strokeweight="1pt">
+              <v:line w14:anchorId="27433851" id="Straight Connector 31" o:spid="_x0000_s1026" style="position:absolute;z-index:251715584;visibility:visible;mso-wrap-style:square;mso-width-percent:0;mso-height-percent:0;mso-wrap-distance-left:9pt;mso-wrap-distance-top:0;mso-wrap-distance-right:9pt;mso-wrap-distance-bottom:0;mso-position-horizontal:absolute;mso-position-horizontal-relative:text;mso-position-vertical:absolute;mso-position-vertical-relative:text;mso-width-percent:0;mso-height-percent:0;mso-width-relative:margin;mso-height-relative:margin" from="291.6pt,15.8pt" to="323.25pt,15.8pt" o:gfxdata="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" strokecolor="black [3200]" strokeweight="1pt">
                 <v:stroke joinstyle="miter"/>
               </v:line>
             </w:pict>
@@ -4493,7 +4686,7 @@
         <mc:AlternateContent>
           <mc:Choice Requires="wps">
             <w:drawing>
-              <wp:anchor distT="0" distB="0" distL="114300" distR="114300" simplePos="0" relativeHeight="251706368" behindDoc="0" locked="0" layoutInCell="1" allowOverlap="1" wp14:anchorId="32BE709B" wp14:editId="4EF2B011">
+              <wp:anchor distT="0" distB="0" distL="114300" distR="114300" simplePos="0" relativeHeight="251705344" behindDoc="0" locked="0" layoutInCell="1" allowOverlap="1" wp14:anchorId="32BE709B" wp14:editId="1C88F516">
                 <wp:simplePos x="0" y="0"/>
                 <wp:positionH relativeFrom="margin">
                   <wp:posOffset>1188974</wp:posOffset>
@@ -4548,7 +4741,7 @@
           </mc:Choice>
           <mc:Fallback>
             <w:pict>
-              <v:line w14:anchorId="34CDE472" id="Straight Connector 26" o:spid="_x0000_s1026" style="position:absolute;z-index:251706368;visibility:visible;mso-wrap-style:square;mso-width-percent:0;mso-height-percent:0;mso-wrap-distance-left:9pt;mso-wrap-distance-top:0;mso-wrap-distance-right:9pt;mso-wrap-distance-bottom:0;mso-position-horizontal:absolute;mso-position-horizontal-relative:margin;mso-position-vertical:absolute;mso-position-vertical-relative:text;mso-width-percent:0;mso-height-percent:0;mso-width-relative:margin;mso-height-relative:margin" from="93.6pt,16.1pt" to="125.3pt,16.1pt" o:gfxdata="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" strokecolor="black [3200]" strokeweight="1pt">
+              <v:line w14:anchorId="69CFB068" id="Straight Connector 26" o:spid="_x0000_s1026" style="position:absolute;z-index:251705344;visibility:visible;mso-wrap-style:square;mso-width-percent:0;mso-height-percent:0;mso-wrap-distance-left:9pt;mso-wrap-distance-top:0;mso-wrap-distance-right:9pt;mso-wrap-distance-bottom:0;mso-position-horizontal:absolute;mso-position-horizontal-relative:margin;mso-position-vertical:absolute;mso-position-vertical-relative:text;mso-width-percent:0;mso-height-percent:0;mso-width-relative:margin;mso-height-relative:margin" from="93.6pt,16.1pt" to="125.3pt,16.1pt" o:gfxdata="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" strokecolor="black [3200]" strokeweight="1pt">
                 <v:stroke joinstyle="miter"/>
                 <w10:wrap anchorx="margin"/>
               </v:line>
@@ -4567,7 +4760,7 @@
         <mc:AlternateContent>
           <mc:Choice Requires="wps">
             <w:drawing>
-              <wp:anchor distT="0" distB="0" distL="114300" distR="114300" simplePos="0" relativeHeight="251704320" behindDoc="0" locked="0" layoutInCell="1" allowOverlap="1" wp14:anchorId="4F595A23" wp14:editId="31E3C203">
+              <wp:anchor distT="0" distB="0" distL="114300" distR="114300" simplePos="0" relativeHeight="251703296" behindDoc="0" locked="0" layoutInCell="1" allowOverlap="1" wp14:anchorId="4F595A23" wp14:editId="2301F10B">
                 <wp:simplePos x="0" y="0"/>
                 <wp:positionH relativeFrom="column">
                   <wp:posOffset>338328</wp:posOffset>
@@ -4622,7 +4815,7 @@
           </mc:Choice>
           <mc:Fallback>
             <w:pict>
-              <v:line w14:anchorId="7608EB26" id="Straight Connector 25" o:spid="_x0000_s1026" style="position:absolute;z-index:251704320;visibility:visible;mso-wrap-style:square;mso-width-percent:0;mso-height-percent:0;mso-wrap-distance-left:9pt;mso-wrap-distance-top:0;mso-wrap-distance-right:9pt;mso-wrap-distance-bottom:0;mso-position-horizontal:absolute;mso-position-horizontal-relative:text;mso-position-vertical:absolute;mso-position-vertical-relative:text;mso-width-percent:0;mso-height-percent:0;mso-width-relative:margin;mso-height-relative:margin" from="26.65pt,16.55pt" to="58.35pt,16.55pt" o:gfxdata="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" strokecolor="black [3200]" strokeweight="1pt">
+              <v:line w14:anchorId="792D2B1A" id="Straight Connector 25" o:spid="_x0000_s1026" style="position:absolute;z-index:251703296;visibility:visible;mso-wrap-style:square;mso-width-percent:0;mso-height-percent:0;mso-wrap-distance-left:9pt;mso-wrap-distance-top:0;mso-wrap-distance-right:9pt;mso-wrap-distance-bottom:0;mso-position-horizontal:absolute;mso-position-horizontal-relative:text;mso-position-vertical:absolute;mso-position-vertical-relative:text;mso-width-percent:0;mso-height-percent:0;mso-width-relative:margin;mso-height-relative:margin" from="26.65pt,16.55pt" to="58.35pt,16.55pt" o:gfxdata="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" strokecolor="black [3200]" strokeweight="1pt">
                 <v:stroke joinstyle="miter"/>
               </v:line>
             </w:pict>
@@ -4673,7 +4866,7 @@
         <mc:AlternateContent>
           <mc:Choice Requires="wps">
             <w:drawing>
-              <wp:anchor distT="0" distB="0" distL="114300" distR="114300" simplePos="0" relativeHeight="251720704" behindDoc="0" locked="0" layoutInCell="1" allowOverlap="1" wp14:anchorId="0996CA01" wp14:editId="3407A8B3">
+              <wp:anchor distT="0" distB="0" distL="114300" distR="114300" simplePos="0" relativeHeight="251719680" behindDoc="0" locked="0" layoutInCell="1" allowOverlap="1" wp14:anchorId="0996CA01" wp14:editId="174AD7FE">
                 <wp:simplePos x="0" y="0"/>
                 <wp:positionH relativeFrom="margin">
                   <wp:posOffset>1934845</wp:posOffset>
@@ -4761,7 +4954,7 @@
           </mc:Choice>
           <mc:Fallback>
             <w:pict>
-              <v:rect w14:anchorId="0996CA01" id="Rectangle 33" o:spid="_x0000_s1038" style="position:absolute;margin-left:152.35pt;margin-top:15.75pt;width:65.5pt;height:56.15pt;z-index:251720704;visibility:visible;mso-wrap-style:square;mso-width-percent:0;mso-height-percent:0;mso-wrap-distance-left:9pt;mso-wrap-distance-top:0;mso-wrap-distance-right:9pt;mso-wrap-distance-bottom:0;mso-position-horizontal:absolute;mso-position-horizontal-relative:margin;mso-position-vertical:absolute;mso-position-vertical-relative:text;mso-width-percent:0;mso-height-percent:0;mso-width-relative:margin;mso-height-relative:margin;v-text-anchor:middle" o:gfxdata="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" stroked="f" strokeweight="1pt">
+              <v:rect w14:anchorId="0996CA01" id="Rectangle 33" o:spid="_x0000_s1039" style="position:absolute;margin-left:152.35pt;margin-top:15.75pt;width:65.5pt;height:56.15pt;z-index:251719680;visibility:visible;mso-wrap-style:square;mso-width-percent:0;mso-height-percent:0;mso-wrap-distance-left:9pt;mso-wrap-distance-top:0;mso-wrap-distance-right:9pt;mso-wrap-distance-bottom:0;mso-position-horizontal:absolute;mso-position-horizontal-relative:margin;mso-position-vertical:absolute;mso-position-vertical-relative:text;mso-width-percent:0;mso-height-percent:0;mso-width-relative:margin;mso-height-relative:margin;v-text-anchor:middle" o:gfxdata="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" stroked="f" strokeweight="1pt">
                 <v:fill r:id="rId35" o:title="" recolor="t" rotate="t" type="frame"/>
                 <v:textbox>
                   <w:txbxContent>
@@ -4801,7 +4994,7 @@
         <mc:AlternateContent>
           <mc:Choice Requires="wps">
             <w:drawing>
-              <wp:anchor distT="0" distB="0" distL="114300" distR="114300" simplePos="0" relativeHeight="251710464" behindDoc="0" locked="0" layoutInCell="1" allowOverlap="1" wp14:anchorId="68ED6942" wp14:editId="76EBE6B5">
+              <wp:anchor distT="0" distB="0" distL="114300" distR="114300" simplePos="0" relativeHeight="251709440" behindDoc="0" locked="0" layoutInCell="1" allowOverlap="1" wp14:anchorId="68ED6942" wp14:editId="20627F8F">
                 <wp:simplePos x="0" y="0"/>
                 <wp:positionH relativeFrom="column">
                   <wp:posOffset>1124712</wp:posOffset>
@@ -4856,7 +5049,7 @@
           </mc:Choice>
           <mc:Fallback>
             <w:pict>
-              <v:line w14:anchorId="04E88267" id="Straight Connector 28" o:spid="_x0000_s1026" style="position:absolute;z-index:251710464;visibility:visible;mso-wrap-style:square;mso-width-percent:0;mso-height-percent:0;mso-wrap-distance-left:9pt;mso-wrap-distance-top:0;mso-wrap-distance-right:9pt;mso-wrap-distance-bottom:0;mso-position-horizontal:absolute;mso-position-horizontal-relative:text;mso-position-vertical:absolute;mso-position-vertical-relative:text;mso-width-percent:0;mso-height-percent:0;mso-width-relative:margin;mso-height-relative:margin" from="88.55pt,18.7pt" to="120.25pt,18.7pt" o:gfxdata="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